--- a/plans/8th Grade Technology/8th Grade Monthly Planning/1st Trimester/8° Technology - April.docx
+++ b/plans/8th Grade Technology/8th Grade Monthly Planning/1st Trimester/8° Technology - April.docx
@@ -11,65 +11,17 @@
           <w:szCs w:val="24"/>
           <w:lang w:val="es-PA"/>
         </w:rPr>
+        <w:spacing w:line="360" w:lineRule="auto" w:before="0" w:after="0"/>
       </w:pPr>
       <w:r>
         <w:rPr>
+          <w:rFonts w:ascii="Arial" w:hAnsi="Arial" w:eastAsia="Arial" w:cs="Arial"/>
           <w:b/>
+          <w:i w:val="0"/>
           <w:sz w:val="24"/>
-          <w:szCs w:val="24"/>
-          <w:lang w:val="es-PA"/>
+          <w:u w:val="none"/>
         </w:rPr>
         <w:t>MINISTERIO DE EDUCACIÓN DE PANAMÁ</w:t>
-      </w:r>
-      <w:r>
-        <w:rPr>
-          <w:noProof/>
-          <w:sz w:val="24"/>
-          <w:szCs w:val="24"/>
-        </w:rPr>
-        <w:drawing>
-          <wp:anchor distT="114300" distB="114300" distL="114300" distR="114300" simplePos="0" relativeHeight="251659264" behindDoc="0" locked="0" layoutInCell="1" hidden="0" allowOverlap="1" wp14:anchorId="55040CBA" wp14:editId="4BC7CD8F">
-            <wp:simplePos x="0" y="0"/>
-            <wp:positionH relativeFrom="column">
-              <wp:posOffset>-33020</wp:posOffset>
-            </wp:positionH>
-            <wp:positionV relativeFrom="paragraph">
-              <wp:posOffset>10795</wp:posOffset>
-            </wp:positionV>
-            <wp:extent cx="624840" cy="693420"/>
-            <wp:effectExtent l="0" t="0" r="3810" b="0"/>
-            <wp:wrapNone/>
-            <wp:docPr id="6" name="image1.png" descr="A logo for a science academy&#10;&#10;AI-generated content may be incorrect."/>
-            <wp:cNvGraphicFramePr/>
-            <a:graphic xmlns:a="http://schemas.openxmlformats.org/drawingml/2006/main">
-              <a:graphicData uri="http://schemas.openxmlformats.org/drawingml/2006/picture">
-                <pic:pic xmlns:pic="http://schemas.openxmlformats.org/drawingml/2006/picture">
-                  <pic:nvPicPr>
-                    <pic:cNvPr id="6" name="image1.png" descr="A logo for a science academy&#10;&#10;AI-generated content may be incorrect."/>
-                    <pic:cNvPicPr preferRelativeResize="0"/>
-                  </pic:nvPicPr>
-                  <pic:blipFill>
-                    <a:blip r:embed="rId6"/>
-                    <a:srcRect/>
-                    <a:stretch>
-                      <a:fillRect/>
-                    </a:stretch>
-                  </pic:blipFill>
-                  <pic:spPr>
-                    <a:xfrm>
-                      <a:off x="0" y="0"/>
-                      <a:ext cx="624840" cy="693420"/>
-                    </a:xfrm>
-                    <a:prstGeom prst="rect">
-                      <a:avLst/>
-                    </a:prstGeom>
-                    <a:ln/>
-                  </pic:spPr>
-                </pic:pic>
-              </a:graphicData>
-            </a:graphic>
-          </wp:anchor>
-        </w:drawing>
       </w:r>
     </w:p>
     <w:p>
@@ -80,12 +32,15 @@
           <w:sz w:val="24"/>
           <w:szCs w:val="24"/>
         </w:rPr>
+        <w:spacing w:line="360" w:lineRule="auto" w:before="0" w:after="0"/>
       </w:pPr>
       <w:r>
         <w:rPr>
+          <w:rFonts w:ascii="Arial" w:hAnsi="Arial" w:eastAsia="Arial" w:cs="Arial"/>
           <w:b/>
+          <w:i w:val="0"/>
           <w:sz w:val="24"/>
-          <w:szCs w:val="24"/>
+          <w:u w:val="none"/>
         </w:rPr>
         <w:t>ACADEMIA INTERNACIONAL DAVID</w:t>
       </w:r>
@@ -98,14 +53,17 @@
           <w:sz w:val="24"/>
           <w:szCs w:val="24"/>
         </w:rPr>
+        <w:spacing w:line="360" w:lineRule="auto" w:before="0" w:after="0"/>
       </w:pPr>
       <w:r>
         <w:rPr>
+          <w:rFonts w:ascii="Arial" w:hAnsi="Arial" w:eastAsia="Arial" w:cs="Arial"/>
           <w:b/>
+          <w:i w:val="0"/>
           <w:sz w:val="24"/>
-          <w:szCs w:val="24"/>
+          <w:u w:val="none"/>
         </w:rPr>
-        <w:t xml:space="preserve">WEEKLY/MONTHLY PLAN </w:t>
+        <w:t>WEEKLY/MONTHLY PLAN</w:t>
       </w:r>
     </w:p>
     <w:p>
@@ -116,8 +74,16 @@
           <w:sz w:val="24"/>
           <w:szCs w:val="24"/>
         </w:rPr>
+        <w:spacing w:line="360" w:lineRule="auto" w:before="0" w:after="0"/>
       </w:pPr>
       <w:r>
+        <w:rPr>
+          <w:rFonts w:ascii="Arial" w:hAnsi="Arial" w:eastAsia="Arial" w:cs="Arial"/>
+          <w:b/>
+          <w:i w:val="0"/>
+          <w:sz w:val="24"/>
+          <w:u w:val="none"/>
+        </w:rPr>
         <w:t>MONTH: APRIL</w:t>
       </w:r>
     </w:p>
@@ -129,8 +95,16 @@
           <w:sz w:val="24"/>
           <w:szCs w:val="24"/>
         </w:rPr>
+        <w:spacing w:line="360" w:lineRule="auto" w:before="0" w:after="0"/>
       </w:pPr>
       <w:r>
+        <w:rPr>
+          <w:rFonts w:ascii="Arial" w:hAnsi="Arial" w:eastAsia="Arial" w:cs="Arial"/>
+          <w:b/>
+          <w:i w:val="0"/>
+          <w:sz w:val="24"/>
+          <w:u w:val="none"/>
+        </w:rPr>
         <w:t>WEEKS: 4</w:t>
       </w:r>
     </w:p>
@@ -155,8 +129,29 @@
             <w:tcW w:w="2564" w:type="dxa"/>
           </w:tcPr>
           <w:p>
-            <w:r>
-              <w:t>Subject: Technology</w:t>
+            <w:pPr>
+              <w:spacing w:line="360" w:lineRule="auto" w:before="0" w:after="0"/>
+            </w:pPr>
+            <w:r/>
+            <w:r>
+              <w:rPr>
+                <w:rFonts w:ascii="Arial" w:hAnsi="Arial" w:eastAsia="Arial" w:cs="Arial"/>
+                <w:b/>
+                <w:i w:val="0"/>
+                <w:sz w:val="24"/>
+                <w:u w:val="none"/>
+              </w:rPr>
+              <w:t>Subject:</w:t>
+            </w:r>
+            <w:r>
+              <w:rPr>
+                <w:rFonts w:ascii="Arial" w:hAnsi="Arial" w:eastAsia="Arial" w:cs="Arial"/>
+                <w:b w:val="0"/>
+                <w:i w:val="0"/>
+                <w:sz w:val="24"/>
+                <w:u w:val="none"/>
+              </w:rPr>
+              <w:t xml:space="preserve"> Technology</w:t>
             </w:r>
           </w:p>
         </w:tc>
@@ -165,8 +160,29 @@
             <w:tcW w:w="2921" w:type="dxa"/>
           </w:tcPr>
           <w:p>
-            <w:r>
-              <w:t>Teacher: Porfirio Rios</w:t>
+            <w:pPr>
+              <w:spacing w:line="360" w:lineRule="auto" w:before="0" w:after="0"/>
+            </w:pPr>
+            <w:r/>
+            <w:r>
+              <w:rPr>
+                <w:rFonts w:ascii="Arial" w:hAnsi="Arial" w:eastAsia="Arial" w:cs="Arial"/>
+                <w:b/>
+                <w:i w:val="0"/>
+                <w:sz w:val="24"/>
+                <w:u w:val="none"/>
+              </w:rPr>
+              <w:t>Teacher:</w:t>
+            </w:r>
+            <w:r>
+              <w:rPr>
+                <w:rFonts w:ascii="Arial" w:hAnsi="Arial" w:eastAsia="Arial" w:cs="Arial"/>
+                <w:b w:val="0"/>
+                <w:i w:val="0"/>
+                <w:sz w:val="24"/>
+                <w:u w:val="none"/>
+              </w:rPr>
+              <w:t xml:space="preserve"> Porfirio Rios</w:t>
             </w:r>
           </w:p>
         </w:tc>
@@ -175,8 +191,29 @@
             <w:tcW w:w="2207" w:type="dxa"/>
           </w:tcPr>
           <w:p>
-            <w:r>
-              <w:t>Grade: 8th</w:t>
+            <w:pPr>
+              <w:spacing w:line="360" w:lineRule="auto" w:before="0" w:after="0"/>
+            </w:pPr>
+            <w:r/>
+            <w:r>
+              <w:rPr>
+                <w:rFonts w:ascii="Arial" w:hAnsi="Arial" w:eastAsia="Arial" w:cs="Arial"/>
+                <w:b/>
+                <w:i w:val="0"/>
+                <w:sz w:val="24"/>
+                <w:u w:val="none"/>
+              </w:rPr>
+              <w:t>Grade:</w:t>
+            </w:r>
+            <w:r>
+              <w:rPr>
+                <w:rFonts w:ascii="Arial" w:hAnsi="Arial" w:eastAsia="Arial" w:cs="Arial"/>
+                <w:b w:val="0"/>
+                <w:i w:val="0"/>
+                <w:sz w:val="24"/>
+                <w:u w:val="none"/>
+              </w:rPr>
+              <w:t xml:space="preserve"> 8th</w:t>
             </w:r>
           </w:p>
         </w:tc>
@@ -185,8 +222,29 @@
             <w:tcW w:w="2564" w:type="dxa"/>
           </w:tcPr>
           <w:p>
-            <w:r>
-              <w:t>Trimester:1st</w:t>
+            <w:pPr>
+              <w:spacing w:line="360" w:lineRule="auto" w:before="0" w:after="0"/>
+            </w:pPr>
+            <w:r/>
+            <w:r>
+              <w:rPr>
+                <w:rFonts w:ascii="Arial" w:hAnsi="Arial" w:eastAsia="Arial" w:cs="Arial"/>
+                <w:b/>
+                <w:i w:val="0"/>
+                <w:sz w:val="24"/>
+                <w:u w:val="none"/>
+              </w:rPr>
+              <w:t>Trimester:</w:t>
+            </w:r>
+            <w:r>
+              <w:rPr>
+                <w:rFonts w:ascii="Arial" w:hAnsi="Arial" w:eastAsia="Arial" w:cs="Arial"/>
+                <w:b w:val="0"/>
+                <w:i w:val="0"/>
+                <w:sz w:val="24"/>
+                <w:u w:val="none"/>
+              </w:rPr>
+              <w:t xml:space="preserve"> 1st</w:t>
             </w:r>
           </w:p>
         </w:tc>
@@ -195,8 +253,29 @@
             <w:tcW w:w="2564" w:type="dxa"/>
           </w:tcPr>
           <w:p>
-            <w:r>
-              <w:t>Year: 2026</w:t>
+            <w:pPr>
+              <w:spacing w:line="360" w:lineRule="auto" w:before="0" w:after="0"/>
+            </w:pPr>
+            <w:r/>
+            <w:r>
+              <w:rPr>
+                <w:rFonts w:ascii="Arial" w:hAnsi="Arial" w:eastAsia="Arial" w:cs="Arial"/>
+                <w:b/>
+                <w:i w:val="0"/>
+                <w:sz w:val="24"/>
+                <w:u w:val="none"/>
+              </w:rPr>
+              <w:t>Year:</w:t>
+            </w:r>
+            <w:r>
+              <w:rPr>
+                <w:rFonts w:ascii="Arial" w:hAnsi="Arial" w:eastAsia="Arial" w:cs="Arial"/>
+                <w:b w:val="0"/>
+                <w:i w:val="0"/>
+                <w:sz w:val="24"/>
+                <w:u w:val="none"/>
+              </w:rPr>
+              <w:t xml:space="preserve"> 2026</w:t>
             </w:r>
           </w:p>
         </w:tc>
@@ -205,8 +284,29 @@
             <w:tcW w:w="2564" w:type="dxa"/>
           </w:tcPr>
           <w:p>
-            <w:r>
-              <w:t>Weekly Hours: 3</w:t>
+            <w:pPr>
+              <w:spacing w:line="360" w:lineRule="auto" w:before="0" w:after="0"/>
+            </w:pPr>
+            <w:r/>
+            <w:r>
+              <w:rPr>
+                <w:rFonts w:ascii="Arial" w:hAnsi="Arial" w:eastAsia="Arial" w:cs="Arial"/>
+                <w:b/>
+                <w:i w:val="0"/>
+                <w:sz w:val="24"/>
+                <w:u w:val="none"/>
+              </w:rPr>
+              <w:t>Weekly Hours:</w:t>
+            </w:r>
+            <w:r>
+              <w:rPr>
+                <w:rFonts w:ascii="Arial" w:hAnsi="Arial" w:eastAsia="Arial" w:cs="Arial"/>
+                <w:b w:val="0"/>
+                <w:i w:val="0"/>
+                <w:sz w:val="24"/>
+                <w:u w:val="none"/>
+              </w:rPr>
+              <w:t xml:space="preserve"> 3</w:t>
             </w:r>
           </w:p>
         </w:tc>
@@ -218,13 +318,62 @@
             <w:gridSpan w:val="6"/>
           </w:tcPr>
           <w:p>
-            <w:r>
+            <w:pPr>
+              <w:spacing w:line="480" w:lineRule="auto" w:before="0" w:after="0"/>
+            </w:pPr>
+            <w:r>
+              <w:rPr>
+                <w:rFonts w:ascii="Arial" w:hAnsi="Arial" w:eastAsia="Arial" w:cs="Arial"/>
+                <w:b/>
+                <w:i w:val="0"/>
+                <w:sz w:val="24"/>
+                <w:u w:val="none"/>
+              </w:rPr>
               <w:t>Competences:</w:t>
-              <w:br/>
+            </w:r>
+          </w:p>
+          <w:p>
+            <w:pPr>
+              <w:spacing w:line="480" w:lineRule="auto" w:before="0" w:after="0"/>
+            </w:pPr>
+            <w:r>
+              <w:rPr>
+                <w:rFonts w:ascii="Arial" w:hAnsi="Arial" w:eastAsia="Arial" w:cs="Arial"/>
+                <w:b w:val="0"/>
+                <w:i w:val="0"/>
+                <w:sz w:val="24"/>
+                <w:u w:val="none"/>
+              </w:rPr>
               <w:t>Explain how computing system components work together through input, processing, storage, output, and software.</w:t>
-              <w:br/>
+            </w:r>
+          </w:p>
+          <w:p>
+            <w:pPr>
+              <w:spacing w:line="480" w:lineRule="auto" w:before="0" w:after="0"/>
+            </w:pPr>
+            <w:r>
+              <w:rPr>
+                <w:rFonts w:ascii="Arial" w:hAnsi="Arial" w:eastAsia="Arial" w:cs="Arial"/>
+                <w:b w:val="0"/>
+                <w:i w:val="0"/>
+                <w:sz w:val="24"/>
+                <w:u w:val="none"/>
+              </w:rPr>
               <w:t>Build simple web content using HTML structure, images, links, CSS styling, and responsible source use.</w:t>
-              <w:br/>
+            </w:r>
+          </w:p>
+          <w:p>
+            <w:pPr>
+              <w:spacing w:line="480" w:lineRule="auto" w:before="0" w:after="0"/>
+            </w:pPr>
+            <w:r>
+              <w:rPr>
+                <w:rFonts w:ascii="Arial" w:hAnsi="Arial" w:eastAsia="Arial" w:cs="Arial"/>
+                <w:b w:val="0"/>
+                <w:i w:val="0"/>
+                <w:sz w:val="24"/>
+                <w:u w:val="none"/>
+              </w:rPr>
               <w:t>Use search strategies, source checks, AI/open-source ideas, and media organization to support a campaign portfolio.</w:t>
             </w:r>
           </w:p>
@@ -237,13 +386,62 @@
             <w:gridSpan w:val="6"/>
           </w:tcPr>
           <w:p>
-            <w:r>
+            <w:pPr>
+              <w:spacing w:line="480" w:lineRule="auto" w:before="0" w:after="0"/>
+            </w:pPr>
+            <w:r>
+              <w:rPr>
+                <w:rFonts w:ascii="Arial" w:hAnsi="Arial" w:eastAsia="Arial" w:cs="Arial"/>
+                <w:b/>
+                <w:i w:val="0"/>
+                <w:sz w:val="24"/>
+                <w:u w:val="none"/>
+              </w:rPr>
               <w:t>Learning Objectives:</w:t>
-              <w:br/>
+            </w:r>
+          </w:p>
+          <w:p>
+            <w:pPr>
+              <w:spacing w:line="480" w:lineRule="auto" w:before="0" w:after="0"/>
+            </w:pPr>
+            <w:r>
+              <w:rPr>
+                <w:rFonts w:ascii="Arial" w:hAnsi="Arial" w:eastAsia="Arial" w:cs="Arial"/>
+                <w:b w:val="0"/>
+                <w:i w:val="0"/>
+                <w:sz w:val="24"/>
+                <w:u w:val="none"/>
+              </w:rPr>
               <w:t>Label hardware, software, input, output, processor, memory, storage, operating system, and logic roles.</w:t>
-              <w:br/>
+            </w:r>
+          </w:p>
+          <w:p>
+            <w:pPr>
+              <w:spacing w:line="480" w:lineRule="auto" w:before="0" w:after="0"/>
+            </w:pPr>
+            <w:r>
+              <w:rPr>
+                <w:rFonts w:ascii="Arial" w:hAnsi="Arial" w:eastAsia="Arial" w:cs="Arial"/>
+                <w:b w:val="0"/>
+                <w:i w:val="0"/>
+                <w:sz w:val="24"/>
+                <w:u w:val="none"/>
+              </w:rPr>
               <w:t>Create and style simple campaign web content using HTML tags, CSS rules, images, links, and credits.</w:t>
-              <w:br/>
+            </w:r>
+          </w:p>
+          <w:p>
+            <w:pPr>
+              <w:spacing w:line="480" w:lineRule="auto" w:before="0" w:after="0"/>
+            </w:pPr>
+            <w:r>
+              <w:rPr>
+                <w:rFonts w:ascii="Arial" w:hAnsi="Arial" w:eastAsia="Arial" w:cs="Arial"/>
+                <w:b w:val="0"/>
+                <w:i w:val="0"/>
+                <w:sz w:val="24"/>
+                <w:u w:val="none"/>
+              </w:rPr>
               <w:t>Choose keywords, evaluate sources, organize portfolio content, and explain responsible remixing choices.</w:t>
             </w:r>
           </w:p>
@@ -256,13 +454,62 @@
             <w:gridSpan w:val="6"/>
           </w:tcPr>
           <w:p>
-            <w:r>
+            <w:pPr>
+              <w:spacing w:line="480" w:lineRule="auto" w:before="0" w:after="0"/>
+            </w:pPr>
+            <w:r>
+              <w:rPr>
+                <w:rFonts w:ascii="Arial" w:hAnsi="Arial" w:eastAsia="Arial" w:cs="Arial"/>
+                <w:b/>
+                <w:i w:val="0"/>
+                <w:sz w:val="24"/>
+                <w:u w:val="none"/>
+              </w:rPr>
               <w:t>Learning Outcomes:</w:t>
-              <w:br/>
+            </w:r>
+          </w:p>
+          <w:p>
+            <w:pPr>
+              <w:spacing w:line="480" w:lineRule="auto" w:before="0" w:after="0"/>
+            </w:pPr>
+            <w:r>
+              <w:rPr>
+                <w:rFonts w:ascii="Arial" w:hAnsi="Arial" w:eastAsia="Arial" w:cs="Arial"/>
+                <w:b w:val="0"/>
+                <w:i w:val="0"/>
+                <w:sz w:val="24"/>
+                <w:u w:val="none"/>
+              </w:rPr>
               <w:t>Submit a computing systems diagram that shows input, process, output, storage, and software relationships.</w:t>
-              <w:br/>
+            </w:r>
+          </w:p>
+          <w:p>
+            <w:pPr>
+              <w:spacing w:line="480" w:lineRule="auto" w:before="0" w:after="0"/>
+            </w:pPr>
+            <w:r>
+              <w:rPr>
+                <w:rFonts w:ascii="Arial" w:hAnsi="Arial" w:eastAsia="Arial" w:cs="Arial"/>
+                <w:b w:val="0"/>
+                <w:i w:val="0"/>
+                <w:sz w:val="24"/>
+                <w:u w:val="none"/>
+              </w:rPr>
               <w:t>Submit an HTML/CSS campaign page or practice evidence with image, link, style, and source credit.</w:t>
-              <w:br/>
+            </w:r>
+          </w:p>
+          <w:p>
+            <w:pPr>
+              <w:spacing w:line="480" w:lineRule="auto" w:before="0" w:after="0"/>
+            </w:pPr>
+            <w:r>
+              <w:rPr>
+                <w:rFonts w:ascii="Arial" w:hAnsi="Arial" w:eastAsia="Arial" w:cs="Arial"/>
+                <w:b w:val="0"/>
+                <w:i w:val="0"/>
+                <w:sz w:val="24"/>
+                <w:u w:val="none"/>
+              </w:rPr>
               <w:t>Complete effort, organization, feedback, digital responsibility, research, and video organization evidence.</w:t>
             </w:r>
           </w:p>
@@ -290,9 +537,21 @@
               <w:right w:val="single" w:sz="4" w:space="0" w:color="auto"/>
             </w:tcBorders>
             <w:shd w:val="clear" w:color="auto" w:fill="A8D08D"/>
+            <w:vAlign w:val="center"/>
           </w:tcPr>
           <w:p>
-            <w:r>
+            <w:pPr>
+              <w:jc w:val="center"/>
+              <w:spacing w:line="360" w:lineRule="auto" w:before="0" w:after="0"/>
+            </w:pPr>
+            <w:r>
+              <w:rPr>
+                <w:rFonts w:ascii="Arial" w:hAnsi="Arial" w:eastAsia="Arial" w:cs="Arial"/>
+                <w:b/>
+                <w:i w:val="0"/>
+                <w:sz w:val="24"/>
+                <w:u w:val="none"/>
+              </w:rPr>
               <w:t>8A, 8B day – 45min – April - Week 5</w:t>
             </w:r>
           </w:p>
@@ -307,9 +566,21 @@
               <w:right w:val="single" w:sz="4" w:space="0" w:color="auto"/>
             </w:tcBorders>
             <w:shd w:val="clear" w:color="auto" w:fill="A8D08D"/>
+            <w:vAlign w:val="center"/>
           </w:tcPr>
           <w:p>
-            <w:r>
+            <w:pPr>
+              <w:jc w:val="center"/>
+              <w:spacing w:line="360" w:lineRule="auto" w:before="0" w:after="0"/>
+            </w:pPr>
+            <w:r>
+              <w:rPr>
+                <w:rFonts w:ascii="Arial" w:hAnsi="Arial" w:eastAsia="Arial" w:cs="Arial"/>
+                <w:b/>
+                <w:i w:val="0"/>
+                <w:sz w:val="24"/>
+                <w:u w:val="none"/>
+              </w:rPr>
               <w:t>8A, 8B day – 90 min – April - Week 5</w:t>
             </w:r>
           </w:p>
@@ -325,39 +596,255 @@
               <w:bottom w:val="single" w:sz="4" w:space="0" w:color="auto"/>
               <w:right w:val="single" w:sz="4" w:space="0" w:color="auto"/>
             </w:tcBorders>
+            <w:vAlign w:val="top"/>
           </w:tcPr>
           <w:p>
-            <w:r>
-              <w:t>Topic:</w:t>
-              <w:br/>
+            <w:pPr>
+              <w:spacing w:line="360" w:lineRule="auto" w:before="0" w:after="0"/>
+            </w:pPr>
+            <w:r>
+              <w:rPr>
+                <w:rFonts w:ascii="Arial" w:hAnsi="Arial" w:eastAsia="Arial" w:cs="Arial"/>
+                <w:b/>
+                <w:i w:val="0"/>
+                <w:sz w:val="24"/>
+                <w:u w:val="none"/>
+              </w:rPr>
+              <w:t xml:space="preserve">Topic: </w:t>
+            </w:r>
+            <w:r>
+              <w:rPr>
+                <w:rFonts w:ascii="Arial" w:hAnsi="Arial" w:eastAsia="Arial" w:cs="Arial"/>
+                <w:b w:val="0"/>
+                <w:i w:val="0"/>
+                <w:sz w:val="24"/>
+                <w:u w:val="none"/>
+              </w:rPr>
               <w:t>Computing systems</w:t>
-              <w:br/>
-              <w:br/>
-              <w:t>Pre-activities</w:t>
-              <w:br/>
+            </w:r>
+          </w:p>
+          <w:p>
+            <w:pPr>
+              <w:spacing w:line="360" w:lineRule="auto" w:before="0" w:after="0"/>
+            </w:pPr>
+            <w:r>
+              <w:rPr>
+                <w:rFonts w:ascii="Arial" w:hAnsi="Arial" w:eastAsia="Arial" w:cs="Arial"/>
+                <w:i w:val="0"/>
+                <w:sz w:val="24"/>
+                <w:u w:val="none"/>
+                <w:b/>
+              </w:rPr>
+              <w:t>Class Objective:</w:t>
+            </w:r>
+          </w:p>
+          <w:p>
+            <w:pPr>
+              <w:spacing w:line="360" w:lineRule="auto" w:before="0" w:after="0"/>
+            </w:pPr>
+            <w:r>
+              <w:rPr>
+                <w:rFonts w:ascii="Arial" w:hAnsi="Arial" w:eastAsia="Arial" w:cs="Arial"/>
+                <w:i w:val="0"/>
+                <w:sz w:val="24"/>
+                <w:u w:val="none"/>
+              </w:rPr>
+              <w:t>Label computing system parts and explain how hardware, software, input, output, and processor work together.</w:t>
+            </w:r>
+          </w:p>
+          <w:p>
+            <w:pPr>
+              <w:spacing w:line="360" w:lineRule="auto" w:before="0" w:after="0"/>
+            </w:pPr>
+            <w:r>
+              <w:rPr>
+                <w:rFonts w:ascii="Arial" w:hAnsi="Arial" w:eastAsia="Arial" w:cs="Arial"/>
+                <w:b/>
+                <w:i w:val="0"/>
+                <w:sz w:val="24"/>
+                <w:u w:val="none"/>
+              </w:rPr>
+              <w:t>Pre-activities:</w:t>
+            </w:r>
+          </w:p>
+          <w:p>
+            <w:pPr>
+              <w:spacing w:line="360" w:lineRule="auto" w:before="0" w:after="0"/>
+            </w:pPr>
+            <w:r>
+              <w:rPr>
+                <w:rFonts w:ascii="Arial" w:hAnsi="Arial" w:eastAsia="Arial" w:cs="Arial"/>
+                <w:b w:val="0"/>
+                <w:i w:val="0"/>
+                <w:sz w:val="24"/>
+                <w:u w:val="none"/>
+              </w:rPr>
               <w:t>Review Week 5 practice vocabulary (part 1).</w:t>
-              <w:br/>
+            </w:r>
+          </w:p>
+          <w:p>
+            <w:pPr>
+              <w:spacing w:line="360" w:lineRule="auto" w:before="0" w:after="0"/>
+            </w:pPr>
+            <w:r>
+              <w:rPr>
+                <w:rFonts w:ascii="Arial" w:hAnsi="Arial" w:eastAsia="Arial" w:cs="Arial"/>
+                <w:b w:val="0"/>
+                <w:i w:val="0"/>
+                <w:sz w:val="24"/>
+                <w:u w:val="none"/>
+              </w:rPr>
               <w:t>hardware: The physical parts of a computer or device</w:t>
-              <w:br/>
+            </w:r>
+          </w:p>
+          <w:p>
+            <w:pPr>
+              <w:spacing w:line="360" w:lineRule="auto" w:before="0" w:after="0"/>
+            </w:pPr>
+            <w:r>
+              <w:rPr>
+                <w:rFonts w:ascii="Arial" w:hAnsi="Arial" w:eastAsia="Arial" w:cs="Arial"/>
+                <w:b w:val="0"/>
+                <w:i w:val="0"/>
+                <w:sz w:val="24"/>
+                <w:u w:val="none"/>
+              </w:rPr>
               <w:t>software: Programs that tell hardware what to do</w:t>
-              <w:br/>
+            </w:r>
+          </w:p>
+          <w:p>
+            <w:pPr>
+              <w:spacing w:line="360" w:lineRule="auto" w:before="0" w:after="0"/>
+            </w:pPr>
+            <w:r>
+              <w:rPr>
+                <w:rFonts w:ascii="Arial" w:hAnsi="Arial" w:eastAsia="Arial" w:cs="Arial"/>
+                <w:b w:val="0"/>
+                <w:i w:val="0"/>
+                <w:sz w:val="24"/>
+                <w:u w:val="none"/>
+              </w:rPr>
               <w:t>input: Information that goes into a system or program</w:t>
-              <w:br/>
+            </w:r>
+          </w:p>
+          <w:p>
+            <w:pPr>
+              <w:spacing w:line="360" w:lineRule="auto" w:before="0" w:after="0"/>
+            </w:pPr>
+            <w:r>
+              <w:rPr>
+                <w:rFonts w:ascii="Arial" w:hAnsi="Arial" w:eastAsia="Arial" w:cs="Arial"/>
+                <w:b w:val="0"/>
+                <w:i w:val="0"/>
+                <w:sz w:val="24"/>
+                <w:u w:val="none"/>
+              </w:rPr>
               <w:t>output: What a system or program produces</w:t>
-              <w:br/>
+            </w:r>
+          </w:p>
+          <w:p>
+            <w:pPr>
+              <w:spacing w:line="360" w:lineRule="auto" w:before="0" w:after="0"/>
+            </w:pPr>
+            <w:r>
+              <w:rPr>
+                <w:rFonts w:ascii="Arial" w:hAnsi="Arial" w:eastAsia="Arial" w:cs="Arial"/>
+                <w:b w:val="0"/>
+                <w:i w:val="0"/>
+                <w:sz w:val="24"/>
+                <w:u w:val="none"/>
+              </w:rPr>
               <w:t>processor: The part that carries out instructions</w:t>
-              <w:br/>
+            </w:r>
+          </w:p>
+          <w:p>
+            <w:pPr>
+              <w:spacing w:line="360" w:lineRule="auto" w:before="0" w:after="0"/>
+            </w:pPr>
+            <w:r>
+              <w:rPr>
+                <w:rFonts w:ascii="Arial" w:hAnsi="Arial" w:eastAsia="Arial" w:cs="Arial"/>
+                <w:b w:val="0"/>
+                <w:i w:val="0"/>
+                <w:sz w:val="24"/>
+                <w:u w:val="none"/>
+              </w:rPr>
               <w:t>Match hardware, software, input, output, processor, memory, and storage with examples. Identify these parts in a laptop, phone, or school computer: keyboard or touchscreen as input, screen or speaker as output, processor/memory/storage inside the device, and operating system/software on the screen.</w:t>
-              <w:br/>
-              <w:br/>
-              <w:t>While activities</w:t>
-              <w:br/>
+            </w:r>
+          </w:p>
+          <w:p>
+            <w:pPr>
+              <w:spacing w:line="360" w:lineRule="auto" w:before="0" w:after="0"/>
+            </w:pPr>
+            <w:r>
+              <w:rPr>
+                <w:rFonts w:ascii="Arial" w:hAnsi="Arial" w:eastAsia="Arial" w:cs="Arial"/>
+                <w:b/>
+                <w:i w:val="0"/>
+                <w:sz w:val="24"/>
+                <w:u w:val="none"/>
+              </w:rPr>
+              <w:t>While activities:</w:t>
+            </w:r>
+          </w:p>
+          <w:p>
+            <w:pPr>
+              <w:spacing w:line="360" w:lineRule="auto" w:before="0" w:after="0"/>
+            </w:pPr>
+            <w:r>
+              <w:rPr>
+                <w:rFonts w:ascii="Arial" w:hAnsi="Arial" w:eastAsia="Arial" w:cs="Arial"/>
+                <w:b w:val="0"/>
+                <w:i w:val="0"/>
+                <w:sz w:val="24"/>
+                <w:u w:val="none"/>
+              </w:rPr>
               <w:t>Practice labeling a computing systems diagram and draft one sentence explaining how the parts work together to run a website before the graded diagram check.</w:t>
-              <w:br/>
-              <w:br/>
-              <w:t>Post activities</w:t>
-              <w:br/>
-              <w:t>Compare your practice diagram with a partner. Note one label to review before submitting corrections.</w:t>
+            </w:r>
+          </w:p>
+          <w:p>
+            <w:pPr>
+              <w:spacing w:line="360" w:lineRule="auto" w:before="0" w:after="0"/>
+            </w:pPr>
+            <w:r>
+              <w:rPr>
+                <w:rFonts w:ascii="Arial" w:hAnsi="Arial" w:eastAsia="Arial" w:cs="Arial"/>
+                <w:b/>
+                <w:i w:val="0"/>
+                <w:sz w:val="24"/>
+                <w:u w:val="none"/>
+              </w:rPr>
+              <w:t>Post activities:</w:t>
+            </w:r>
+          </w:p>
+          <w:p>
+            <w:pPr>
+              <w:spacing w:line="360" w:lineRule="auto" w:before="0" w:after="0"/>
+            </w:pPr>
+            <w:r>
+              <w:rPr>
+                <w:rFonts w:ascii="Arial" w:hAnsi="Arial" w:eastAsia="Arial" w:cs="Arial"/>
+                <w:b w:val="0"/>
+                <w:i w:val="0"/>
+                <w:sz w:val="24"/>
+                <w:u w:val="none"/>
+              </w:rPr>
+              <w:t>Compare your practice diagram with a partner.</w:t>
+            </w:r>
+          </w:p>
+          <w:p>
+            <w:pPr>
+              <w:spacing w:line="360" w:lineRule="auto" w:before="0" w:after="0"/>
+            </w:pPr>
+            <w:r>
+              <w:rPr>
+                <w:rFonts w:ascii="Arial" w:hAnsi="Arial" w:eastAsia="Arial" w:cs="Arial"/>
+                <w:b w:val="0"/>
+                <w:i w:val="0"/>
+                <w:sz w:val="24"/>
+                <w:u w:val="none"/>
+              </w:rPr>
+              <w:t>Note one label to review before submitting corrections.</w:t>
             </w:r>
           </w:p>
         </w:tc>
@@ -370,37 +857,256 @@
               <w:bottom w:val="single" w:sz="4" w:space="0" w:color="auto"/>
               <w:right w:val="single" w:sz="4" w:space="0" w:color="auto"/>
             </w:tcBorders>
+            <w:vAlign w:val="top"/>
           </w:tcPr>
           <w:p>
-            <w:r>
-              <w:t>Topic:</w:t>
-              <w:br/>
+            <w:pPr>
+              <w:spacing w:line="360" w:lineRule="auto" w:before="0" w:after="0"/>
+            </w:pPr>
+            <w:r>
+              <w:rPr>
+                <w:rFonts w:ascii="Arial" w:hAnsi="Arial" w:eastAsia="Arial" w:cs="Arial"/>
+                <w:b/>
+                <w:i w:val="0"/>
+                <w:sz w:val="24"/>
+                <w:u w:val="none"/>
+              </w:rPr>
+              <w:t xml:space="preserve">Topic: </w:t>
+            </w:r>
+            <w:r>
+              <w:rPr>
+                <w:rFonts w:ascii="Arial" w:hAnsi="Arial" w:eastAsia="Arial" w:cs="Arial"/>
+                <w:b w:val="0"/>
+                <w:i w:val="0"/>
+                <w:sz w:val="24"/>
+                <w:u w:val="none"/>
+              </w:rPr>
               <w:t>Operating systems and logical thinking</w:t>
-              <w:br/>
-              <w:br/>
-              <w:t>Pre-activities</w:t>
-              <w:br/>
+            </w:r>
+          </w:p>
+          <w:p>
+            <w:pPr>
+              <w:spacing w:line="360" w:lineRule="auto" w:before="0" w:after="0"/>
+            </w:pPr>
+            <w:r>
+              <w:rPr>
+                <w:rFonts w:ascii="Arial" w:hAnsi="Arial" w:eastAsia="Arial" w:cs="Arial"/>
+                <w:i w:val="0"/>
+                <w:sz w:val="24"/>
+                <w:u w:val="none"/>
+                <w:b/>
+              </w:rPr>
+              <w:t>Class Objective:</w:t>
+            </w:r>
+          </w:p>
+          <w:p>
+            <w:pPr>
+              <w:spacing w:line="360" w:lineRule="auto" w:before="0" w:after="0"/>
+            </w:pPr>
+            <w:r>
+              <w:rPr>
+                <w:rFonts w:ascii="Arial" w:hAnsi="Arial" w:eastAsia="Arial" w:cs="Arial"/>
+                <w:i w:val="0"/>
+                <w:sz w:val="24"/>
+                <w:u w:val="none"/>
+              </w:rPr>
+              <w:t>Complete a computing systems diagram and create logical search or filter examples using AND, OR, and NOT.</w:t>
+            </w:r>
+          </w:p>
+          <w:p>
+            <w:pPr>
+              <w:spacing w:line="360" w:lineRule="auto" w:before="0" w:after="0"/>
+            </w:pPr>
+            <w:r>
+              <w:rPr>
+                <w:rFonts w:ascii="Arial" w:hAnsi="Arial" w:eastAsia="Arial" w:cs="Arial"/>
+                <w:b/>
+                <w:i w:val="0"/>
+                <w:sz w:val="24"/>
+                <w:u w:val="none"/>
+              </w:rPr>
+              <w:t>Pre-activities:</w:t>
+            </w:r>
+          </w:p>
+          <w:p>
+            <w:pPr>
+              <w:spacing w:line="360" w:lineRule="auto" w:before="0" w:after="0"/>
+            </w:pPr>
+            <w:r>
+              <w:rPr>
+                <w:rFonts w:ascii="Arial" w:hAnsi="Arial" w:eastAsia="Arial" w:cs="Arial"/>
+                <w:b w:val="0"/>
+                <w:i w:val="0"/>
+                <w:sz w:val="24"/>
+                <w:u w:val="none"/>
+              </w:rPr>
               <w:t>Review Week 5 practice vocabulary (part 2).</w:t>
-              <w:br/>
+            </w:r>
+          </w:p>
+          <w:p>
+            <w:pPr>
+              <w:spacing w:line="360" w:lineRule="auto" w:before="0" w:after="0"/>
+            </w:pPr>
+            <w:r>
+              <w:rPr>
+                <w:rFonts w:ascii="Arial" w:hAnsi="Arial" w:eastAsia="Arial" w:cs="Arial"/>
+                <w:b w:val="0"/>
+                <w:i w:val="0"/>
+                <w:sz w:val="24"/>
+                <w:u w:val="none"/>
+              </w:rPr>
               <w:t>memory: Short-term storage used while a computer works</w:t>
-              <w:br/>
+            </w:r>
+          </w:p>
+          <w:p>
+            <w:pPr>
+              <w:spacing w:line="360" w:lineRule="auto" w:before="0" w:after="0"/>
+            </w:pPr>
+            <w:r>
+              <w:rPr>
+                <w:rFonts w:ascii="Arial" w:hAnsi="Arial" w:eastAsia="Arial" w:cs="Arial"/>
+                <w:b w:val="0"/>
+                <w:i w:val="0"/>
+                <w:sz w:val="24"/>
+                <w:u w:val="none"/>
+              </w:rPr>
               <w:t>storage: Long-term space for files and programs</w:t>
-              <w:br/>
+            </w:r>
+          </w:p>
+          <w:p>
+            <w:pPr>
+              <w:spacing w:line="360" w:lineRule="auto" w:before="0" w:after="0"/>
+            </w:pPr>
+            <w:r>
+              <w:rPr>
+                <w:rFonts w:ascii="Arial" w:hAnsi="Arial" w:eastAsia="Arial" w:cs="Arial"/>
+                <w:b w:val="0"/>
+                <w:i w:val="0"/>
+                <w:sz w:val="24"/>
+                <w:u w:val="none"/>
+              </w:rPr>
               <w:t>operating system: Software that manages a computer</w:t>
-              <w:br/>
+            </w:r>
+          </w:p>
+          <w:p>
+            <w:pPr>
+              <w:spacing w:line="360" w:lineRule="auto" w:before="0" w:after="0"/>
+            </w:pPr>
+            <w:r>
+              <w:rPr>
+                <w:rFonts w:ascii="Arial" w:hAnsi="Arial" w:eastAsia="Arial" w:cs="Arial"/>
+                <w:b w:val="0"/>
+                <w:i w:val="0"/>
+                <w:sz w:val="24"/>
+                <w:u w:val="none"/>
+              </w:rPr>
               <w:t>program: Instructions a computer can run</w:t>
-              <w:br/>
+            </w:r>
+          </w:p>
+          <w:p>
+            <w:pPr>
+              <w:spacing w:line="360" w:lineRule="auto" w:before="0" w:after="0"/>
+            </w:pPr>
+            <w:r>
+              <w:rPr>
+                <w:rFonts w:ascii="Arial" w:hAnsi="Arial" w:eastAsia="Arial" w:cs="Arial"/>
+                <w:b w:val="0"/>
+                <w:i w:val="0"/>
+                <w:sz w:val="24"/>
+                <w:u w:val="none"/>
+              </w:rPr>
               <w:t>Sort devices into general-purpose computers and purpose-built devices. Complete a short AND, OR, NOT truth-value warm-up.</w:t>
-              <w:br/>
-              <w:br/>
-              <w:t>While activities</w:t>
-              <w:br/>
-              <w:t>Complete Daily Grade #3: Label a computing systems diagram with processor, memory, storage, input, output, communication, operating system, and program; add one sentence explaining how the parts work together to run a website. Then create simple logic examples that connect to search and filtering, such as "environment AND Panama" or "recycling NOT plastic."</w:t>
-              <w:br/>
-              <w:br/>
-              <w:t>Post activities</w:t>
-              <w:br/>
-              <w:t>Submit the computing systems diagram. Write one example of a logical operator you could use in research.</w:t>
+            </w:r>
+          </w:p>
+          <w:p>
+            <w:pPr>
+              <w:spacing w:line="360" w:lineRule="auto" w:before="0" w:after="0"/>
+            </w:pPr>
+            <w:r>
+              <w:rPr>
+                <w:rFonts w:ascii="Arial" w:hAnsi="Arial" w:eastAsia="Arial" w:cs="Arial"/>
+                <w:b/>
+                <w:i w:val="0"/>
+                <w:sz w:val="24"/>
+                <w:u w:val="none"/>
+              </w:rPr>
+              <w:t>While activities:</w:t>
+            </w:r>
+          </w:p>
+          <w:p>
+            <w:pPr>
+              <w:spacing w:line="360" w:lineRule="auto" w:before="0" w:after="0"/>
+            </w:pPr>
+            <w:r>
+              <w:rPr>
+                <w:rFonts w:ascii="Arial" w:hAnsi="Arial" w:eastAsia="Arial" w:cs="Arial"/>
+                <w:b w:val="0"/>
+                <w:i w:val="0"/>
+                <w:sz w:val="24"/>
+                <w:highlight w:val="yellow"/>
+                <w:u w:val="none"/>
+              </w:rPr>
+              <w:t>Complete Daily Grade #3: Label a computing systems diagram with processor, memory, storage, input, output, communication, operating system, and program; add one sentence explaining how the parts work together to run a website.</w:t>
+            </w:r>
+          </w:p>
+          <w:p>
+            <w:pPr>
+              <w:spacing w:line="360" w:lineRule="auto" w:before="0" w:after="0"/>
+            </w:pPr>
+            <w:r>
+              <w:rPr>
+                <w:rFonts w:ascii="Arial" w:hAnsi="Arial" w:eastAsia="Arial" w:cs="Arial"/>
+                <w:b w:val="0"/>
+                <w:i w:val="0"/>
+                <w:sz w:val="24"/>
+                <w:u w:val="none"/>
+              </w:rPr>
+              <w:t>Then create simple logic examples that connect to search and filtering, such as "environment AND Panama" or "recycling NOT plastic."</w:t>
+            </w:r>
+          </w:p>
+          <w:p>
+            <w:pPr>
+              <w:spacing w:line="360" w:lineRule="auto" w:before="0" w:after="0"/>
+            </w:pPr>
+            <w:r>
+              <w:rPr>
+                <w:rFonts w:ascii="Arial" w:hAnsi="Arial" w:eastAsia="Arial" w:cs="Arial"/>
+                <w:b/>
+                <w:i w:val="0"/>
+                <w:sz w:val="24"/>
+                <w:u w:val="none"/>
+              </w:rPr>
+              <w:t>Post activities:</w:t>
+            </w:r>
+          </w:p>
+          <w:p>
+            <w:pPr>
+              <w:spacing w:line="360" w:lineRule="auto" w:before="0" w:after="0"/>
+            </w:pPr>
+            <w:r>
+              <w:rPr>
+                <w:rFonts w:ascii="Arial" w:hAnsi="Arial" w:eastAsia="Arial" w:cs="Arial"/>
+                <w:b w:val="0"/>
+                <w:i w:val="0"/>
+                <w:sz w:val="24"/>
+                <w:u w:val="none"/>
+              </w:rPr>
+              <w:t>Submit the computing systems diagram.</w:t>
+            </w:r>
+          </w:p>
+          <w:p>
+            <w:pPr>
+              <w:spacing w:line="360" w:lineRule="auto" w:before="0" w:after="0"/>
+            </w:pPr>
+            <w:r>
+              <w:rPr>
+                <w:rFonts w:ascii="Arial" w:hAnsi="Arial" w:eastAsia="Arial" w:cs="Arial"/>
+                <w:b w:val="0"/>
+                <w:i w:val="0"/>
+                <w:sz w:val="24"/>
+                <w:u w:val="none"/>
+              </w:rPr>
+              <w:t>Write one example of a logical operator you could use in research.</w:t>
             </w:r>
           </w:p>
         </w:tc>
@@ -415,10 +1121,31 @@
               <w:bottom w:val="single" w:sz="4" w:space="0" w:color="auto"/>
               <w:right w:val="single" w:sz="4" w:space="0" w:color="auto"/>
             </w:tcBorders>
+            <w:vAlign w:val="top"/>
           </w:tcPr>
           <w:p>
-            <w:r>
-              <w:t>Resources: Pen, pencil, technology notebook, student's email and password, Inkscape, vector graphics files, Google Sites access, Google Classroom, text editor and browser, environmental video file, Scratch access, project planning sheet, projector.</w:t>
+            <w:pPr>
+              <w:spacing w:line="360" w:lineRule="auto" w:before="0" w:after="0"/>
+            </w:pPr>
+            <w:r>
+              <w:rPr>
+                <w:rFonts w:ascii="Arial" w:hAnsi="Arial" w:eastAsia="Arial" w:cs="Arial"/>
+                <w:b/>
+                <w:i w:val="0"/>
+                <w:sz w:val="24"/>
+                <w:u w:val="none"/>
+              </w:rPr>
+              <w:t xml:space="preserve">Resources: </w:t>
+            </w:r>
+            <w:r>
+              <w:rPr>
+                <w:rFonts w:ascii="Arial" w:hAnsi="Arial" w:eastAsia="Arial" w:cs="Arial"/>
+                <w:b w:val="0"/>
+                <w:i w:val="0"/>
+                <w:sz w:val="24"/>
+                <w:u w:val="none"/>
+              </w:rPr>
+              <w:t>Pen, pencil, technology notebook, student's computer, email and password</w:t>
             </w:r>
           </w:p>
         </w:tc>
@@ -431,10 +1158,31 @@
               <w:bottom w:val="single" w:sz="4" w:space="0" w:color="auto"/>
               <w:right w:val="single" w:sz="4" w:space="0" w:color="auto"/>
             </w:tcBorders>
+            <w:vAlign w:val="top"/>
           </w:tcPr>
           <w:p>
-            <w:r>
-              <w:t>Resources: Pen, pencil, technology notebook, student's email and password, Inkscape, vector graphics files, Google Sites access, Google Classroom, text editor and browser, environmental video file, Scratch access, project planning sheet, projector.</w:t>
+            <w:pPr>
+              <w:spacing w:line="360" w:lineRule="auto" w:before="0" w:after="0"/>
+            </w:pPr>
+            <w:r>
+              <w:rPr>
+                <w:rFonts w:ascii="Arial" w:hAnsi="Arial" w:eastAsia="Arial" w:cs="Arial"/>
+                <w:b/>
+                <w:i w:val="0"/>
+                <w:sz w:val="24"/>
+                <w:u w:val="none"/>
+              </w:rPr>
+              <w:t xml:space="preserve">Resources: </w:t>
+            </w:r>
+            <w:r>
+              <w:rPr>
+                <w:rFonts w:ascii="Arial" w:hAnsi="Arial" w:eastAsia="Arial" w:cs="Arial"/>
+                <w:b w:val="0"/>
+                <w:i w:val="0"/>
+                <w:sz w:val="24"/>
+                <w:u w:val="none"/>
+              </w:rPr>
+              <w:t>Pen, pencil, technology notebook, student's computer, email and password</w:t>
             </w:r>
           </w:p>
         </w:tc>
@@ -450,9 +1198,21 @@
               <w:right w:val="single" w:sz="4" w:space="0" w:color="auto"/>
             </w:tcBorders>
             <w:shd w:val="clear" w:color="auto" w:fill="A8D08D"/>
+            <w:vAlign w:val="center"/>
           </w:tcPr>
           <w:p>
-            <w:r>
+            <w:pPr>
+              <w:jc w:val="center"/>
+              <w:spacing w:line="360" w:lineRule="auto" w:before="0" w:after="0"/>
+            </w:pPr>
+            <w:r>
+              <w:rPr>
+                <w:rFonts w:ascii="Arial" w:hAnsi="Arial" w:eastAsia="Arial" w:cs="Arial"/>
+                <w:b/>
+                <w:i w:val="0"/>
+                <w:sz w:val="24"/>
+                <w:u w:val="none"/>
+              </w:rPr>
               <w:t>8A, 8B day – 45min – April - Week 6</w:t>
             </w:r>
           </w:p>
@@ -467,9 +1227,21 @@
               <w:right w:val="single" w:sz="4" w:space="0" w:color="auto"/>
             </w:tcBorders>
             <w:shd w:val="clear" w:color="auto" w:fill="A8D08D"/>
+            <w:vAlign w:val="center"/>
           </w:tcPr>
           <w:p>
-            <w:r>
+            <w:pPr>
+              <w:jc w:val="center"/>
+              <w:spacing w:line="360" w:lineRule="auto" w:before="0" w:after="0"/>
+            </w:pPr>
+            <w:r>
+              <w:rPr>
+                <w:rFonts w:ascii="Arial" w:hAnsi="Arial" w:eastAsia="Arial" w:cs="Arial"/>
+                <w:b/>
+                <w:i w:val="0"/>
+                <w:sz w:val="24"/>
+                <w:u w:val="none"/>
+              </w:rPr>
               <w:t>8A, 8B day – 90 min – April - Week 6</w:t>
             </w:r>
           </w:p>
@@ -485,36 +1257,239 @@
               <w:bottom w:val="single" w:sz="4" w:space="0" w:color="auto"/>
               <w:right w:val="single" w:sz="4" w:space="0" w:color="auto"/>
             </w:tcBorders>
+            <w:vAlign w:val="top"/>
           </w:tcPr>
           <w:p>
-            <w:r>
-              <w:t>Topic:</w:t>
-              <w:br/>
+            <w:pPr>
+              <w:spacing w:line="360" w:lineRule="auto" w:before="0" w:after="0"/>
+            </w:pPr>
+            <w:r>
+              <w:rPr>
+                <w:rFonts w:ascii="Arial" w:hAnsi="Arial" w:eastAsia="Arial" w:cs="Arial"/>
+                <w:b/>
+                <w:i w:val="0"/>
+                <w:sz w:val="24"/>
+                <w:u w:val="none"/>
+              </w:rPr>
+              <w:t xml:space="preserve">Topic: </w:t>
+            </w:r>
+            <w:r>
+              <w:rPr>
+                <w:rFonts w:ascii="Arial" w:hAnsi="Arial" w:eastAsia="Arial" w:cs="Arial"/>
+                <w:b w:val="0"/>
+                <w:i w:val="0"/>
+                <w:sz w:val="24"/>
+                <w:u w:val="none"/>
+              </w:rPr>
               <w:t>AI and machine learning</w:t>
-              <w:br/>
-              <w:br/>
-              <w:t>Pre-activities</w:t>
-              <w:br/>
+            </w:r>
+          </w:p>
+          <w:p>
+            <w:pPr>
+              <w:spacing w:line="360" w:lineRule="auto" w:before="0" w:after="0"/>
+            </w:pPr>
+            <w:r>
+              <w:rPr>
+                <w:rFonts w:ascii="Arial" w:hAnsi="Arial" w:eastAsia="Arial" w:cs="Arial"/>
+                <w:i w:val="0"/>
+                <w:sz w:val="24"/>
+                <w:u w:val="none"/>
+                <w:b/>
+              </w:rPr>
+              <w:t>Class Objective:</w:t>
+            </w:r>
+          </w:p>
+          <w:p>
+            <w:pPr>
+              <w:spacing w:line="360" w:lineRule="auto" w:before="0" w:after="0"/>
+            </w:pPr>
+            <w:r>
+              <w:rPr>
+                <w:rFonts w:ascii="Arial" w:hAnsi="Arial" w:eastAsia="Arial" w:cs="Arial"/>
+                <w:i w:val="0"/>
+                <w:sz w:val="24"/>
+                <w:u w:val="none"/>
+              </w:rPr>
+              <w:t>Test an approved AI demo and record data, prediction, and one limitation or ethical question.</w:t>
+            </w:r>
+          </w:p>
+          <w:p>
+            <w:pPr>
+              <w:spacing w:line="360" w:lineRule="auto" w:before="0" w:after="0"/>
+            </w:pPr>
+            <w:r>
+              <w:rPr>
+                <w:rFonts w:ascii="Arial" w:hAnsi="Arial" w:eastAsia="Arial" w:cs="Arial"/>
+                <w:b/>
+                <w:i w:val="0"/>
+                <w:sz w:val="24"/>
+                <w:u w:val="none"/>
+              </w:rPr>
+              <w:t>Pre-activities:</w:t>
+            </w:r>
+          </w:p>
+          <w:p>
+            <w:pPr>
+              <w:spacing w:line="360" w:lineRule="auto" w:before="0" w:after="0"/>
+            </w:pPr>
+            <w:r>
+              <w:rPr>
+                <w:rFonts w:ascii="Arial" w:hAnsi="Arial" w:eastAsia="Arial" w:cs="Arial"/>
+                <w:b w:val="0"/>
+                <w:i w:val="0"/>
+                <w:sz w:val="24"/>
+                <w:u w:val="none"/>
+              </w:rPr>
               <w:t>Review Week 6 practice vocabulary (part 1).</w:t>
-              <w:br/>
+            </w:r>
+          </w:p>
+          <w:p>
+            <w:pPr>
+              <w:spacing w:line="360" w:lineRule="auto" w:before="0" w:after="0"/>
+            </w:pPr>
+            <w:r>
+              <w:rPr>
+                <w:rFonts w:ascii="Arial" w:hAnsi="Arial" w:eastAsia="Arial" w:cs="Arial"/>
+                <w:b w:val="0"/>
+                <w:i w:val="0"/>
+                <w:sz w:val="24"/>
+                <w:u w:val="none"/>
+              </w:rPr>
               <w:t>AI: Software that can do tasks that seem intelligent</w:t>
-              <w:br/>
+            </w:r>
+          </w:p>
+          <w:p>
+            <w:pPr>
+              <w:spacing w:line="360" w:lineRule="auto" w:before="0" w:after="0"/>
+            </w:pPr>
+            <w:r>
+              <w:rPr>
+                <w:rFonts w:ascii="Arial" w:hAnsi="Arial" w:eastAsia="Arial" w:cs="Arial"/>
+                <w:b w:val="0"/>
+                <w:i w:val="0"/>
+                <w:sz w:val="24"/>
+                <w:u w:val="none"/>
+              </w:rPr>
               <w:t>machine learning: A type of AI that improves using data examples</w:t>
-              <w:br/>
+            </w:r>
+          </w:p>
+          <w:p>
+            <w:pPr>
+              <w:spacing w:line="360" w:lineRule="auto" w:before="0" w:after="0"/>
+            </w:pPr>
+            <w:r>
+              <w:rPr>
+                <w:rFonts w:ascii="Arial" w:hAnsi="Arial" w:eastAsia="Arial" w:cs="Arial"/>
+                <w:b w:val="0"/>
+                <w:i w:val="0"/>
+                <w:sz w:val="24"/>
+                <w:u w:val="none"/>
+              </w:rPr>
               <w:t>data: Facts or values that can be used or studied</w:t>
-              <w:br/>
+            </w:r>
+          </w:p>
+          <w:p>
+            <w:pPr>
+              <w:spacing w:line="360" w:lineRule="auto" w:before="0" w:after="0"/>
+            </w:pPr>
+            <w:r>
+              <w:rPr>
+                <w:rFonts w:ascii="Arial" w:hAnsi="Arial" w:eastAsia="Arial" w:cs="Arial"/>
+                <w:b w:val="0"/>
+                <w:i w:val="0"/>
+                <w:sz w:val="24"/>
+                <w:u w:val="none"/>
+              </w:rPr>
               <w:t>training: Using examples to teach a model</w:t>
-              <w:br/>
+            </w:r>
+          </w:p>
+          <w:p>
+            <w:pPr>
+              <w:spacing w:line="360" w:lineRule="auto" w:before="0" w:after="0"/>
+            </w:pPr>
+            <w:r>
+              <w:rPr>
+                <w:rFonts w:ascii="Arial" w:hAnsi="Arial" w:eastAsia="Arial" w:cs="Arial"/>
+                <w:b w:val="0"/>
+                <w:i w:val="0"/>
+                <w:sz w:val="24"/>
+                <w:u w:val="none"/>
+              </w:rPr>
               <w:t>Sort examples into AI, non-AI software, and unsure. Define data, training, testing, and prediction in your notebook.</w:t>
-              <w:br/>
-              <w:br/>
-              <w:t>While activities</w:t>
-              <w:br/>
-              <w:t>Test Google Teachable Machine or an approved AI demo. Record what data was used, what the model predicted, and one mistake or limitation.</w:t>
-              <w:br/>
-              <w:br/>
-              <w:t>Post activities</w:t>
-              <w:br/>
+            </w:r>
+          </w:p>
+          <w:p>
+            <w:pPr>
+              <w:spacing w:line="360" w:lineRule="auto" w:before="0" w:after="0"/>
+            </w:pPr>
+            <w:r>
+              <w:rPr>
+                <w:rFonts w:ascii="Arial" w:hAnsi="Arial" w:eastAsia="Arial" w:cs="Arial"/>
+                <w:b/>
+                <w:i w:val="0"/>
+                <w:sz w:val="24"/>
+                <w:u w:val="none"/>
+              </w:rPr>
+              <w:t>While activities:</w:t>
+            </w:r>
+          </w:p>
+          <w:p>
+            <w:pPr>
+              <w:spacing w:line="360" w:lineRule="auto" w:before="0" w:after="0"/>
+            </w:pPr>
+            <w:r>
+              <w:rPr>
+                <w:rFonts w:ascii="Arial" w:hAnsi="Arial" w:eastAsia="Arial" w:cs="Arial"/>
+                <w:b w:val="0"/>
+                <w:i w:val="0"/>
+                <w:sz w:val="24"/>
+                <w:u w:val="none"/>
+              </w:rPr>
+              <w:t>Test Google Teachable Machine or an approved AI demo.</w:t>
+            </w:r>
+          </w:p>
+          <w:p>
+            <w:pPr>
+              <w:spacing w:line="360" w:lineRule="auto" w:before="0" w:after="0"/>
+            </w:pPr>
+            <w:r>
+              <w:rPr>
+                <w:rFonts w:ascii="Arial" w:hAnsi="Arial" w:eastAsia="Arial" w:cs="Arial"/>
+                <w:b w:val="0"/>
+                <w:i w:val="0"/>
+                <w:sz w:val="24"/>
+                <w:u w:val="none"/>
+              </w:rPr>
+              <w:t>Record what data was used, what the model predicted, and one mistake or limitation.</w:t>
+            </w:r>
+          </w:p>
+          <w:p>
+            <w:pPr>
+              <w:spacing w:line="360" w:lineRule="auto" w:before="0" w:after="0"/>
+            </w:pPr>
+            <w:r>
+              <w:rPr>
+                <w:rFonts w:ascii="Arial" w:hAnsi="Arial" w:eastAsia="Arial" w:cs="Arial"/>
+                <w:b/>
+                <w:i w:val="0"/>
+                <w:sz w:val="24"/>
+                <w:u w:val="none"/>
+              </w:rPr>
+              <w:t>Post activities:</w:t>
+            </w:r>
+          </w:p>
+          <w:p>
+            <w:pPr>
+              <w:spacing w:line="360" w:lineRule="auto" w:before="0" w:after="0"/>
+            </w:pPr>
+            <w:r>
+              <w:rPr>
+                <w:rFonts w:ascii="Arial" w:hAnsi="Arial" w:eastAsia="Arial" w:cs="Arial"/>
+                <w:b w:val="0"/>
+                <w:i w:val="0"/>
+                <w:sz w:val="24"/>
+                <w:u w:val="none"/>
+              </w:rPr>
               <w:t>Write one ethical question about AI use in school or society.</w:t>
             </w:r>
           </w:p>
@@ -528,37 +1503,255 @@
               <w:bottom w:val="single" w:sz="4" w:space="0" w:color="auto"/>
               <w:right w:val="single" w:sz="4" w:space="0" w:color="auto"/>
             </w:tcBorders>
+            <w:vAlign w:val="top"/>
           </w:tcPr>
           <w:p>
-            <w:r>
-              <w:t>Topic:</w:t>
-              <w:br/>
+            <w:pPr>
+              <w:spacing w:line="360" w:lineRule="auto" w:before="0" w:after="0"/>
+            </w:pPr>
+            <w:r>
+              <w:rPr>
+                <w:rFonts w:ascii="Arial" w:hAnsi="Arial" w:eastAsia="Arial" w:cs="Arial"/>
+                <w:b/>
+                <w:i w:val="0"/>
+                <w:sz w:val="24"/>
+                <w:u w:val="none"/>
+              </w:rPr>
+              <w:t xml:space="preserve">Topic: </w:t>
+            </w:r>
+            <w:r>
+              <w:rPr>
+                <w:rFonts w:ascii="Arial" w:hAnsi="Arial" w:eastAsia="Arial" w:cs="Arial"/>
+                <w:b w:val="0"/>
+                <w:i w:val="0"/>
+                <w:sz w:val="24"/>
+                <w:u w:val="none"/>
+              </w:rPr>
               <w:t>Open source and responsible remixing</w:t>
-              <w:br/>
-              <w:br/>
-              <w:t>Pre-activities</w:t>
-              <w:br/>
+            </w:r>
+          </w:p>
+          <w:p>
+            <w:pPr>
+              <w:spacing w:line="360" w:lineRule="auto" w:before="0" w:after="0"/>
+            </w:pPr>
+            <w:r>
+              <w:rPr>
+                <w:rFonts w:ascii="Arial" w:hAnsi="Arial" w:eastAsia="Arial" w:cs="Arial"/>
+                <w:i w:val="0"/>
+                <w:sz w:val="24"/>
+                <w:u w:val="none"/>
+                <w:b/>
+              </w:rPr>
+              <w:t>Class Objective:</w:t>
+            </w:r>
+          </w:p>
+          <w:p>
+            <w:pPr>
+              <w:spacing w:line="360" w:lineRule="auto" w:before="0" w:after="0"/>
+            </w:pPr>
+            <w:r>
+              <w:rPr>
+                <w:rFonts w:ascii="Arial" w:hAnsi="Arial" w:eastAsia="Arial" w:cs="Arial"/>
+                <w:i w:val="0"/>
+                <w:sz w:val="24"/>
+                <w:u w:val="none"/>
+              </w:rPr>
+              <w:t>Complete source and credit notes for campaign resources and explain why responsible remixing matters.</w:t>
+            </w:r>
+          </w:p>
+          <w:p>
+            <w:pPr>
+              <w:spacing w:line="360" w:lineRule="auto" w:before="0" w:after="0"/>
+            </w:pPr>
+            <w:r>
+              <w:rPr>
+                <w:rFonts w:ascii="Arial" w:hAnsi="Arial" w:eastAsia="Arial" w:cs="Arial"/>
+                <w:b/>
+                <w:i w:val="0"/>
+                <w:sz w:val="24"/>
+                <w:u w:val="none"/>
+              </w:rPr>
+              <w:t>Pre-activities:</w:t>
+            </w:r>
+          </w:p>
+          <w:p>
+            <w:pPr>
+              <w:spacing w:line="360" w:lineRule="auto" w:before="0" w:after="0"/>
+            </w:pPr>
+            <w:r>
+              <w:rPr>
+                <w:rFonts w:ascii="Arial" w:hAnsi="Arial" w:eastAsia="Arial" w:cs="Arial"/>
+                <w:b w:val="0"/>
+                <w:i w:val="0"/>
+                <w:sz w:val="24"/>
+                <w:u w:val="none"/>
+              </w:rPr>
               <w:t>Review Week 6 practice vocabulary (part 2).</w:t>
-              <w:br/>
+            </w:r>
+          </w:p>
+          <w:p>
+            <w:pPr>
+              <w:spacing w:line="360" w:lineRule="auto" w:before="0" w:after="0"/>
+            </w:pPr>
+            <w:r>
+              <w:rPr>
+                <w:rFonts w:ascii="Arial" w:hAnsi="Arial" w:eastAsia="Arial" w:cs="Arial"/>
+                <w:b w:val="0"/>
+                <w:i w:val="0"/>
+                <w:sz w:val="24"/>
+                <w:u w:val="none"/>
+              </w:rPr>
               <w:t>testing: Trying something to see if it works</w:t>
-              <w:br/>
+            </w:r>
+          </w:p>
+          <w:p>
+            <w:pPr>
+              <w:spacing w:line="360" w:lineRule="auto" w:before="0" w:after="0"/>
+            </w:pPr>
+            <w:r>
+              <w:rPr>
+                <w:rFonts w:ascii="Arial" w:hAnsi="Arial" w:eastAsia="Arial" w:cs="Arial"/>
+                <w:b w:val="0"/>
+                <w:i w:val="0"/>
+                <w:sz w:val="24"/>
+                <w:u w:val="none"/>
+              </w:rPr>
               <w:t>prediction: A guess or result made by a model</w:t>
-              <w:br/>
+            </w:r>
+          </w:p>
+          <w:p>
+            <w:pPr>
+              <w:spacing w:line="360" w:lineRule="auto" w:before="0" w:after="0"/>
+            </w:pPr>
+            <w:r>
+              <w:rPr>
+                <w:rFonts w:ascii="Arial" w:hAnsi="Arial" w:eastAsia="Arial" w:cs="Arial"/>
+                <w:b w:val="0"/>
+                <w:i w:val="0"/>
+                <w:sz w:val="24"/>
+                <w:u w:val="none"/>
+              </w:rPr>
               <w:t>model: A simple version or representation of something</w:t>
-              <w:br/>
+            </w:r>
+          </w:p>
+          <w:p>
+            <w:pPr>
+              <w:spacing w:line="360" w:lineRule="auto" w:before="0" w:after="0"/>
+            </w:pPr>
+            <w:r>
+              <w:rPr>
+                <w:rFonts w:ascii="Arial" w:hAnsi="Arial" w:eastAsia="Arial" w:cs="Arial"/>
+                <w:b w:val="0"/>
+                <w:i w:val="0"/>
+                <w:sz w:val="24"/>
+                <w:u w:val="none"/>
+              </w:rPr>
               <w:t>limitation: Something that makes results less complete or certain</w:t>
-              <w:br/>
+            </w:r>
+          </w:p>
+          <w:p>
+            <w:pPr>
+              <w:spacing w:line="360" w:lineRule="auto" w:before="0" w:after="0"/>
+            </w:pPr>
+            <w:r>
+              <w:rPr>
+                <w:rFonts w:ascii="Arial" w:hAnsi="Arial" w:eastAsia="Arial" w:cs="Arial"/>
+                <w:b w:val="0"/>
+                <w:i w:val="0"/>
+                <w:sz w:val="24"/>
+                <w:u w:val="none"/>
+              </w:rPr>
               <w:t>Match source code, open source, remix, credit, and license with definitions. Open an approved Scratch or web example that can be inspected.</w:t>
-              <w:br/>
-              <w:br/>
-              <w:t>While activities</w:t>
-              <w:br/>
-              <w:t>Explore how viewing code helps people learn. Create a short source/credit check for two images or resources you might use in your campaign site, including title, creator/source, link, and permission note.</w:t>
-              <w:br/>
-              <w:br/>
-              <w:t>Post activities</w:t>
-              <w:br/>
-              <w:t>Submit your source/credit notes. Explain why credit matters when using online resources.</w:t>
+            </w:r>
+          </w:p>
+          <w:p>
+            <w:pPr>
+              <w:spacing w:line="360" w:lineRule="auto" w:before="0" w:after="0"/>
+            </w:pPr>
+            <w:r>
+              <w:rPr>
+                <w:rFonts w:ascii="Arial" w:hAnsi="Arial" w:eastAsia="Arial" w:cs="Arial"/>
+                <w:b/>
+                <w:i w:val="0"/>
+                <w:sz w:val="24"/>
+                <w:u w:val="none"/>
+              </w:rPr>
+              <w:t>While activities:</w:t>
+            </w:r>
+          </w:p>
+          <w:p>
+            <w:pPr>
+              <w:spacing w:line="360" w:lineRule="auto" w:before="0" w:after="0"/>
+            </w:pPr>
+            <w:r>
+              <w:rPr>
+                <w:rFonts w:ascii="Arial" w:hAnsi="Arial" w:eastAsia="Arial" w:cs="Arial"/>
+                <w:b w:val="0"/>
+                <w:i w:val="0"/>
+                <w:sz w:val="24"/>
+                <w:u w:val="none"/>
+              </w:rPr>
+              <w:t>Explore how viewing code helps people learn.</w:t>
+            </w:r>
+          </w:p>
+          <w:p>
+            <w:pPr>
+              <w:spacing w:line="360" w:lineRule="auto" w:before="0" w:after="0"/>
+            </w:pPr>
+            <w:r>
+              <w:rPr>
+                <w:rFonts w:ascii="Arial" w:hAnsi="Arial" w:eastAsia="Arial" w:cs="Arial"/>
+                <w:b w:val="0"/>
+                <w:i w:val="0"/>
+                <w:sz w:val="24"/>
+                <w:u w:val="none"/>
+              </w:rPr>
+              <w:t>Create a short source/credit check for two images or resources you might use in your campaign site, including title, creator/source, link, and permission note.</w:t>
+            </w:r>
+          </w:p>
+          <w:p>
+            <w:pPr>
+              <w:spacing w:line="360" w:lineRule="auto" w:before="0" w:after="0"/>
+            </w:pPr>
+            <w:r>
+              <w:rPr>
+                <w:rFonts w:ascii="Arial" w:hAnsi="Arial" w:eastAsia="Arial" w:cs="Arial"/>
+                <w:b/>
+                <w:i w:val="0"/>
+                <w:sz w:val="24"/>
+                <w:u w:val="none"/>
+              </w:rPr>
+              <w:t>Post activities:</w:t>
+            </w:r>
+          </w:p>
+          <w:p>
+            <w:pPr>
+              <w:spacing w:line="360" w:lineRule="auto" w:before="0" w:after="0"/>
+            </w:pPr>
+            <w:r>
+              <w:rPr>
+                <w:rFonts w:ascii="Arial" w:hAnsi="Arial" w:eastAsia="Arial" w:cs="Arial"/>
+                <w:b w:val="0"/>
+                <w:i w:val="0"/>
+                <w:sz w:val="24"/>
+                <w:u w:val="none"/>
+              </w:rPr>
+              <w:t>Submit your source/credit notes.</w:t>
+            </w:r>
+          </w:p>
+          <w:p>
+            <w:pPr>
+              <w:spacing w:line="360" w:lineRule="auto" w:before="0" w:after="0"/>
+            </w:pPr>
+            <w:r>
+              <w:rPr>
+                <w:rFonts w:ascii="Arial" w:hAnsi="Arial" w:eastAsia="Arial" w:cs="Arial"/>
+                <w:b w:val="0"/>
+                <w:i w:val="0"/>
+                <w:sz w:val="24"/>
+                <w:u w:val="none"/>
+              </w:rPr>
+              <w:t>Explain why credit matters when using online resources.</w:t>
             </w:r>
           </w:p>
         </w:tc>
@@ -573,10 +1766,31 @@
               <w:bottom w:val="single" w:sz="4" w:space="0" w:color="auto"/>
               <w:right w:val="single" w:sz="4" w:space="0" w:color="auto"/>
             </w:tcBorders>
+            <w:vAlign w:val="top"/>
           </w:tcPr>
           <w:p>
-            <w:r>
-              <w:t>Resources: Pen, pencil, technology notebook, student's email and password, Inkscape, vector graphics files, Google Sites access, Google Classroom, text editor and browser, environmental video file, Scratch access, project planning sheet, projector.</w:t>
+            <w:pPr>
+              <w:spacing w:line="360" w:lineRule="auto" w:before="0" w:after="0"/>
+            </w:pPr>
+            <w:r>
+              <w:rPr>
+                <w:rFonts w:ascii="Arial" w:hAnsi="Arial" w:eastAsia="Arial" w:cs="Arial"/>
+                <w:b/>
+                <w:i w:val="0"/>
+                <w:sz w:val="24"/>
+                <w:u w:val="none"/>
+              </w:rPr>
+              <w:t xml:space="preserve">Resources: </w:t>
+            </w:r>
+            <w:r>
+              <w:rPr>
+                <w:rFonts w:ascii="Arial" w:hAnsi="Arial" w:eastAsia="Arial" w:cs="Arial"/>
+                <w:b w:val="0"/>
+                <w:i w:val="0"/>
+                <w:sz w:val="24"/>
+                <w:u w:val="none"/>
+              </w:rPr>
+              <w:t>Pen, pencil, technology notebook, student's computer, email and password</w:t>
             </w:r>
           </w:p>
         </w:tc>
@@ -589,10 +1803,31 @@
               <w:bottom w:val="single" w:sz="4" w:space="0" w:color="auto"/>
               <w:right w:val="single" w:sz="4" w:space="0" w:color="auto"/>
             </w:tcBorders>
+            <w:vAlign w:val="top"/>
           </w:tcPr>
           <w:p>
-            <w:r>
-              <w:t>Resources: Pen, pencil, technology notebook, student's email and password, Inkscape, vector graphics files, Google Sites access, Google Classroom, text editor and browser, environmental video file, Scratch access, project planning sheet, projector.</w:t>
+            <w:pPr>
+              <w:spacing w:line="360" w:lineRule="auto" w:before="0" w:after="0"/>
+            </w:pPr>
+            <w:r>
+              <w:rPr>
+                <w:rFonts w:ascii="Arial" w:hAnsi="Arial" w:eastAsia="Arial" w:cs="Arial"/>
+                <w:b/>
+                <w:i w:val="0"/>
+                <w:sz w:val="24"/>
+                <w:u w:val="none"/>
+              </w:rPr>
+              <w:t xml:space="preserve">Resources: </w:t>
+            </w:r>
+            <w:r>
+              <w:rPr>
+                <w:rFonts w:ascii="Arial" w:hAnsi="Arial" w:eastAsia="Arial" w:cs="Arial"/>
+                <w:b w:val="0"/>
+                <w:i w:val="0"/>
+                <w:sz w:val="24"/>
+                <w:u w:val="none"/>
+              </w:rPr>
+              <w:t>Pen, pencil, technology notebook, student's computer, email and password</w:t>
             </w:r>
           </w:p>
         </w:tc>
@@ -608,9 +1843,21 @@
               <w:right w:val="single" w:sz="4" w:space="0" w:color="auto"/>
             </w:tcBorders>
             <w:shd w:val="clear" w:color="auto" w:fill="A8D08D"/>
+            <w:vAlign w:val="center"/>
           </w:tcPr>
           <w:p>
-            <w:r>
+            <w:pPr>
+              <w:jc w:val="center"/>
+              <w:spacing w:line="360" w:lineRule="auto" w:before="0" w:after="0"/>
+            </w:pPr>
+            <w:r>
+              <w:rPr>
+                <w:rFonts w:ascii="Arial" w:hAnsi="Arial" w:eastAsia="Arial" w:cs="Arial"/>
+                <w:b/>
+                <w:i w:val="0"/>
+                <w:sz w:val="24"/>
+                <w:u w:val="none"/>
+              </w:rPr>
               <w:t>8A, 8B day – 45min – April - Week 7</w:t>
             </w:r>
           </w:p>
@@ -625,9 +1872,21 @@
               <w:right w:val="single" w:sz="4" w:space="0" w:color="auto"/>
             </w:tcBorders>
             <w:shd w:val="clear" w:color="auto" w:fill="A8D08D"/>
+            <w:vAlign w:val="center"/>
           </w:tcPr>
           <w:p>
-            <w:r>
+            <w:pPr>
+              <w:jc w:val="center"/>
+              <w:spacing w:line="360" w:lineRule="auto" w:before="0" w:after="0"/>
+            </w:pPr>
+            <w:r>
+              <w:rPr>
+                <w:rFonts w:ascii="Arial" w:hAnsi="Arial" w:eastAsia="Arial" w:cs="Arial"/>
+                <w:b/>
+                <w:i w:val="0"/>
+                <w:sz w:val="24"/>
+                <w:u w:val="none"/>
+              </w:rPr>
               <w:t>8A, 8B day – 90 min – April - Week 7</w:t>
             </w:r>
           </w:p>
@@ -643,39 +1902,270 @@
               <w:bottom w:val="single" w:sz="4" w:space="0" w:color="auto"/>
               <w:right w:val="single" w:sz="4" w:space="0" w:color="auto"/>
             </w:tcBorders>
+            <w:vAlign w:val="top"/>
           </w:tcPr>
           <w:p>
-            <w:r>
-              <w:t>Topic:</w:t>
-              <w:br/>
+            <w:pPr>
+              <w:spacing w:line="360" w:lineRule="auto" w:before="0" w:after="0"/>
+            </w:pPr>
+            <w:r>
+              <w:rPr>
+                <w:rFonts w:ascii="Arial" w:hAnsi="Arial" w:eastAsia="Arial" w:cs="Arial"/>
+                <w:b/>
+                <w:i w:val="0"/>
+                <w:sz w:val="24"/>
+                <w:u w:val="none"/>
+              </w:rPr>
+              <w:t xml:space="preserve">Topic: </w:t>
+            </w:r>
+            <w:r>
+              <w:rPr>
+                <w:rFonts w:ascii="Arial" w:hAnsi="Arial" w:eastAsia="Arial" w:cs="Arial"/>
+                <w:b w:val="0"/>
+                <w:i w:val="0"/>
+                <w:sz w:val="24"/>
+                <w:u w:val="none"/>
+              </w:rPr>
               <w:t>HTML structure</w:t>
-              <w:br/>
-              <w:br/>
-              <w:t>Pre-activities</w:t>
-              <w:br/>
+            </w:r>
+          </w:p>
+          <w:p>
+            <w:pPr>
+              <w:spacing w:line="360" w:lineRule="auto" w:before="0" w:after="0"/>
+            </w:pPr>
+            <w:r>
+              <w:rPr>
+                <w:rFonts w:ascii="Arial" w:hAnsi="Arial" w:eastAsia="Arial" w:cs="Arial"/>
+                <w:i w:val="0"/>
+                <w:sz w:val="24"/>
+                <w:u w:val="none"/>
+                <w:b/>
+              </w:rPr>
+              <w:t>Class Objective:</w:t>
+            </w:r>
+          </w:p>
+          <w:p>
+            <w:pPr>
+              <w:spacing w:line="360" w:lineRule="auto" w:before="0" w:after="0"/>
+            </w:pPr>
+            <w:r>
+              <w:rPr>
+                <w:rFonts w:ascii="Arial" w:hAnsi="Arial" w:eastAsia="Arial" w:cs="Arial"/>
+                <w:i w:val="0"/>
+                <w:sz w:val="24"/>
+                <w:u w:val="none"/>
+              </w:rPr>
+              <w:t>Write a simple campaign page using basic HTML structure, tags, text, list, and link.</w:t>
+            </w:r>
+          </w:p>
+          <w:p>
+            <w:pPr>
+              <w:spacing w:line="360" w:lineRule="auto" w:before="0" w:after="0"/>
+            </w:pPr>
+            <w:r>
+              <w:rPr>
+                <w:rFonts w:ascii="Arial" w:hAnsi="Arial" w:eastAsia="Arial" w:cs="Arial"/>
+                <w:b/>
+                <w:i w:val="0"/>
+                <w:sz w:val="24"/>
+                <w:u w:val="none"/>
+              </w:rPr>
+              <w:t>Pre-activities:</w:t>
+            </w:r>
+          </w:p>
+          <w:p>
+            <w:pPr>
+              <w:spacing w:line="360" w:lineRule="auto" w:before="0" w:after="0"/>
+            </w:pPr>
+            <w:r>
+              <w:rPr>
+                <w:rFonts w:ascii="Arial" w:hAnsi="Arial" w:eastAsia="Arial" w:cs="Arial"/>
+                <w:b w:val="0"/>
+                <w:i w:val="0"/>
+                <w:sz w:val="24"/>
+                <w:u w:val="none"/>
+              </w:rPr>
               <w:t>Review Week 7 practice vocabulary (part 1).</w:t>
-              <w:br/>
+            </w:r>
+          </w:p>
+          <w:p>
+            <w:pPr>
+              <w:spacing w:line="360" w:lineRule="auto" w:before="0" w:after="0"/>
+            </w:pPr>
+            <w:r>
+              <w:rPr>
+                <w:rFonts w:ascii="Arial" w:hAnsi="Arial" w:eastAsia="Arial" w:cs="Arial"/>
+                <w:b w:val="0"/>
+                <w:i w:val="0"/>
+                <w:sz w:val="24"/>
+                <w:u w:val="none"/>
+              </w:rPr>
               <w:t>HTML: Markup used to structure a web page</w:t>
-              <w:br/>
+            </w:r>
+          </w:p>
+          <w:p>
+            <w:pPr>
+              <w:spacing w:line="360" w:lineRule="auto" w:before="0" w:after="0"/>
+            </w:pPr>
+            <w:r>
+              <w:rPr>
+                <w:rFonts w:ascii="Arial" w:hAnsi="Arial" w:eastAsia="Arial" w:cs="Arial"/>
+                <w:b w:val="0"/>
+                <w:i w:val="0"/>
+                <w:sz w:val="24"/>
+                <w:u w:val="none"/>
+              </w:rPr>
               <w:t>head: The part of HTML with page information</w:t>
-              <w:br/>
+            </w:r>
+          </w:p>
+          <w:p>
+            <w:pPr>
+              <w:spacing w:line="360" w:lineRule="auto" w:before="0" w:after="0"/>
+            </w:pPr>
+            <w:r>
+              <w:rPr>
+                <w:rFonts w:ascii="Arial" w:hAnsi="Arial" w:eastAsia="Arial" w:cs="Arial"/>
+                <w:b w:val="0"/>
+                <w:i w:val="0"/>
+                <w:sz w:val="24"/>
+                <w:u w:val="none"/>
+              </w:rPr>
               <w:t>body: The part of HTML shown on the page</w:t>
-              <w:br/>
+            </w:r>
+          </w:p>
+          <w:p>
+            <w:pPr>
+              <w:spacing w:line="360" w:lineRule="auto" w:before="0" w:after="0"/>
+            </w:pPr>
+            <w:r>
+              <w:rPr>
+                <w:rFonts w:ascii="Arial" w:hAnsi="Arial" w:eastAsia="Arial" w:cs="Arial"/>
+                <w:b w:val="0"/>
+                <w:i w:val="0"/>
+                <w:sz w:val="24"/>
+                <w:u w:val="none"/>
+              </w:rPr>
               <w:t>heading: A title for a page or section</w:t>
-              <w:br/>
+            </w:r>
+          </w:p>
+          <w:p>
+            <w:pPr>
+              <w:spacing w:line="360" w:lineRule="auto" w:before="0" w:after="0"/>
+            </w:pPr>
+            <w:r>
+              <w:rPr>
+                <w:rFonts w:ascii="Arial" w:hAnsi="Arial" w:eastAsia="Arial" w:cs="Arial"/>
+                <w:b w:val="0"/>
+                <w:i w:val="0"/>
+                <w:sz w:val="24"/>
+                <w:u w:val="none"/>
+              </w:rPr>
               <w:t>paragraph: A group of sentences about one idea</w:t>
-              <w:br/>
+            </w:r>
+          </w:p>
+          <w:p>
+            <w:pPr>
+              <w:spacing w:line="360" w:lineRule="auto" w:before="0" w:after="0"/>
+            </w:pPr>
+            <w:r>
+              <w:rPr>
+                <w:rFonts w:ascii="Arial" w:hAnsi="Arial" w:eastAsia="Arial" w:cs="Arial"/>
+                <w:b w:val="0"/>
+                <w:i w:val="0"/>
+                <w:sz w:val="24"/>
+                <w:u w:val="none"/>
+              </w:rPr>
               <w:t>Label the parts of a simple HTML document: html, head, body, heading, paragraph, list, and link. Predict what a short HTML snippet will show.</w:t>
-              <w:br/>
-              <w:br/>
-              <w:t>While activities</w:t>
-              <w:br/>
-              <w:t>Write a simple campaign page with a heading, two paragraphs, one list, and one hyperlink. Use correct opening and closing tags.</w:t>
-              <w:br/>
-              <w:br/>
-              <w:t>Post activities</w:t>
-              <w:br/>
-              <w:t>View your page in a browser. Record one tag issue to review before the next web task.</w:t>
+            </w:r>
+          </w:p>
+          <w:p>
+            <w:pPr>
+              <w:spacing w:line="360" w:lineRule="auto" w:before="0" w:after="0"/>
+            </w:pPr>
+            <w:r>
+              <w:rPr>
+                <w:rFonts w:ascii="Arial" w:hAnsi="Arial" w:eastAsia="Arial" w:cs="Arial"/>
+                <w:b/>
+                <w:i w:val="0"/>
+                <w:sz w:val="24"/>
+                <w:u w:val="none"/>
+              </w:rPr>
+              <w:t>While activities:</w:t>
+            </w:r>
+          </w:p>
+          <w:p>
+            <w:pPr>
+              <w:spacing w:line="360" w:lineRule="auto" w:before="0" w:after="0"/>
+            </w:pPr>
+            <w:r>
+              <w:rPr>
+                <w:rFonts w:ascii="Arial" w:hAnsi="Arial" w:eastAsia="Arial" w:cs="Arial"/>
+                <w:b w:val="0"/>
+                <w:i w:val="0"/>
+                <w:sz w:val="24"/>
+                <w:u w:val="none"/>
+              </w:rPr>
+              <w:t>Write a simple campaign page with a heading, two paragraphs, one list, and one hyperlink.</w:t>
+            </w:r>
+          </w:p>
+          <w:p>
+            <w:pPr>
+              <w:spacing w:line="360" w:lineRule="auto" w:before="0" w:after="0"/>
+            </w:pPr>
+            <w:r>
+              <w:rPr>
+                <w:rFonts w:ascii="Arial" w:hAnsi="Arial" w:eastAsia="Arial" w:cs="Arial"/>
+                <w:b w:val="0"/>
+                <w:i w:val="0"/>
+                <w:sz w:val="24"/>
+                <w:u w:val="none"/>
+              </w:rPr>
+              <w:t>Use correct opening and closing tags.</w:t>
+            </w:r>
+          </w:p>
+          <w:p>
+            <w:pPr>
+              <w:spacing w:line="360" w:lineRule="auto" w:before="0" w:after="0"/>
+            </w:pPr>
+            <w:r>
+              <w:rPr>
+                <w:rFonts w:ascii="Arial" w:hAnsi="Arial" w:eastAsia="Arial" w:cs="Arial"/>
+                <w:b/>
+                <w:i w:val="0"/>
+                <w:sz w:val="24"/>
+                <w:u w:val="none"/>
+              </w:rPr>
+              <w:t>Post activities:</w:t>
+            </w:r>
+          </w:p>
+          <w:p>
+            <w:pPr>
+              <w:spacing w:line="360" w:lineRule="auto" w:before="0" w:after="0"/>
+            </w:pPr>
+            <w:r>
+              <w:rPr>
+                <w:rFonts w:ascii="Arial" w:hAnsi="Arial" w:eastAsia="Arial" w:cs="Arial"/>
+                <w:b w:val="0"/>
+                <w:i w:val="0"/>
+                <w:sz w:val="24"/>
+                <w:u w:val="none"/>
+              </w:rPr>
+              <w:t>View your page in a browser.</w:t>
+            </w:r>
+          </w:p>
+          <w:p>
+            <w:pPr>
+              <w:spacing w:line="360" w:lineRule="auto" w:before="0" w:after="0"/>
+            </w:pPr>
+            <w:r>
+              <w:rPr>
+                <w:rFonts w:ascii="Arial" w:hAnsi="Arial" w:eastAsia="Arial" w:cs="Arial"/>
+                <w:b w:val="0"/>
+                <w:i w:val="0"/>
+                <w:sz w:val="24"/>
+                <w:u w:val="none"/>
+              </w:rPr>
+              <w:t>Record one tag issue to review before the next web task.</w:t>
             </w:r>
           </w:p>
         </w:tc>
@@ -688,39 +2178,256 @@
               <w:bottom w:val="single" w:sz="4" w:space="0" w:color="auto"/>
               <w:right w:val="single" w:sz="4" w:space="0" w:color="auto"/>
             </w:tcBorders>
+            <w:vAlign w:val="top"/>
           </w:tcPr>
           <w:p>
-            <w:r>
-              <w:t>Topic:</w:t>
-              <w:br/>
+            <w:pPr>
+              <w:spacing w:line="360" w:lineRule="auto" w:before="0" w:after="0"/>
+            </w:pPr>
+            <w:r>
+              <w:rPr>
+                <w:rFonts w:ascii="Arial" w:hAnsi="Arial" w:eastAsia="Arial" w:cs="Arial"/>
+                <w:b/>
+                <w:i w:val="0"/>
+                <w:sz w:val="24"/>
+                <w:u w:val="none"/>
+              </w:rPr>
+              <w:t xml:space="preserve">Topic: </w:t>
+            </w:r>
+            <w:r>
+              <w:rPr>
+                <w:rFonts w:ascii="Arial" w:hAnsi="Arial" w:eastAsia="Arial" w:cs="Arial"/>
+                <w:b w:val="0"/>
+                <w:i w:val="0"/>
+                <w:sz w:val="24"/>
+                <w:u w:val="none"/>
+              </w:rPr>
               <w:t>Images and CSS styling</w:t>
-              <w:br/>
-              <w:br/>
-              <w:t>Pre-activities</w:t>
-              <w:br/>
+            </w:r>
+          </w:p>
+          <w:p>
+            <w:pPr>
+              <w:spacing w:line="360" w:lineRule="auto" w:before="0" w:after="0"/>
+            </w:pPr>
+            <w:r>
+              <w:rPr>
+                <w:rFonts w:ascii="Arial" w:hAnsi="Arial" w:eastAsia="Arial" w:cs="Arial"/>
+                <w:i w:val="0"/>
+                <w:sz w:val="24"/>
+                <w:u w:val="none"/>
+                <w:b/>
+              </w:rPr>
+              <w:t>Class Objective:</w:t>
+            </w:r>
+          </w:p>
+          <w:p>
+            <w:pPr>
+              <w:spacing w:line="360" w:lineRule="auto" w:before="0" w:after="0"/>
+            </w:pPr>
+            <w:r>
+              <w:rPr>
+                <w:rFonts w:ascii="Arial" w:hAnsi="Arial" w:eastAsia="Arial" w:cs="Arial"/>
+                <w:i w:val="0"/>
+                <w:sz w:val="24"/>
+                <w:u w:val="none"/>
+              </w:rPr>
+              <w:t>Create a campaign web page with HTML, CSS, image alt text, link, and source credit.</w:t>
+            </w:r>
+          </w:p>
+          <w:p>
+            <w:pPr>
+              <w:spacing w:line="360" w:lineRule="auto" w:before="0" w:after="0"/>
+            </w:pPr>
+            <w:r>
+              <w:rPr>
+                <w:rFonts w:ascii="Arial" w:hAnsi="Arial" w:eastAsia="Arial" w:cs="Arial"/>
+                <w:b/>
+                <w:i w:val="0"/>
+                <w:sz w:val="24"/>
+                <w:u w:val="none"/>
+              </w:rPr>
+              <w:t>Pre-activities:</w:t>
+            </w:r>
+          </w:p>
+          <w:p>
+            <w:pPr>
+              <w:spacing w:line="360" w:lineRule="auto" w:before="0" w:after="0"/>
+            </w:pPr>
+            <w:r>
+              <w:rPr>
+                <w:rFonts w:ascii="Arial" w:hAnsi="Arial" w:eastAsia="Arial" w:cs="Arial"/>
+                <w:b w:val="0"/>
+                <w:i w:val="0"/>
+                <w:sz w:val="24"/>
+                <w:u w:val="none"/>
+              </w:rPr>
               <w:t>Review Week 7 practice vocabulary (part 2).</w:t>
-              <w:br/>
+            </w:r>
+          </w:p>
+          <w:p>
+            <w:pPr>
+              <w:spacing w:line="360" w:lineRule="auto" w:before="0" w:after="0"/>
+            </w:pPr>
+            <w:r>
+              <w:rPr>
+                <w:rFonts w:ascii="Arial" w:hAnsi="Arial" w:eastAsia="Arial" w:cs="Arial"/>
+                <w:b w:val="0"/>
+                <w:i w:val="0"/>
+                <w:sz w:val="24"/>
+                <w:u w:val="none"/>
+              </w:rPr>
               <w:t>list: A group of related items stored together</w:t>
-              <w:br/>
+            </w:r>
+          </w:p>
+          <w:p>
+            <w:pPr>
+              <w:spacing w:line="360" w:lineRule="auto" w:before="0" w:after="0"/>
+            </w:pPr>
+            <w:r>
+              <w:rPr>
+                <w:rFonts w:ascii="Arial" w:hAnsi="Arial" w:eastAsia="Arial" w:cs="Arial"/>
+                <w:b w:val="0"/>
+                <w:i w:val="0"/>
+                <w:sz w:val="24"/>
+                <w:u w:val="none"/>
+              </w:rPr>
               <w:t>link: A way to open a web page or file</w:t>
-              <w:br/>
+            </w:r>
+          </w:p>
+          <w:p>
+            <w:pPr>
+              <w:spacing w:line="360" w:lineRule="auto" w:before="0" w:after="0"/>
+            </w:pPr>
+            <w:r>
+              <w:rPr>
+                <w:rFonts w:ascii="Arial" w:hAnsi="Arial" w:eastAsia="Arial" w:cs="Arial"/>
+                <w:b w:val="0"/>
+                <w:i w:val="0"/>
+                <w:sz w:val="24"/>
+                <w:u w:val="none"/>
+              </w:rPr>
               <w:t>CSS: Code used to style a web page</w:t>
-              <w:br/>
+            </w:r>
+          </w:p>
+          <w:p>
+            <w:pPr>
+              <w:spacing w:line="360" w:lineRule="auto" w:before="0" w:after="0"/>
+            </w:pPr>
+            <w:r>
+              <w:rPr>
+                <w:rFonts w:ascii="Arial" w:hAnsi="Arial" w:eastAsia="Arial" w:cs="Arial"/>
+                <w:b w:val="0"/>
+                <w:i w:val="0"/>
+                <w:sz w:val="24"/>
+                <w:u w:val="none"/>
+              </w:rPr>
               <w:t>selector: CSS code that chooses what to style</w:t>
-              <w:br/>
+            </w:r>
+          </w:p>
+          <w:p>
+            <w:pPr>
+              <w:spacing w:line="360" w:lineRule="auto" w:before="0" w:after="0"/>
+            </w:pPr>
+            <w:r>
+              <w:rPr>
+                <w:rFonts w:ascii="Arial" w:hAnsi="Arial" w:eastAsia="Arial" w:cs="Arial"/>
+                <w:b w:val="0"/>
+                <w:i w:val="0"/>
+                <w:sz w:val="24"/>
+                <w:u w:val="none"/>
+              </w:rPr>
               <w:t>value: Information stored in a variable, cell, or program</w:t>
-              <w:br/>
+            </w:r>
+          </w:p>
+          <w:p>
+            <w:pPr>
+              <w:spacing w:line="360" w:lineRule="auto" w:before="0" w:after="0"/>
+            </w:pPr>
+            <w:r>
+              <w:rPr>
+                <w:rFonts w:ascii="Arial" w:hAnsi="Arial" w:eastAsia="Arial" w:cs="Arial"/>
+                <w:b w:val="0"/>
+                <w:i w:val="0"/>
+                <w:sz w:val="24"/>
+                <w:u w:val="none"/>
+              </w:rPr>
               <w:t>Complete a quick match for img, src, alt, CSS, selector, property, and value. Review how alt text helps accessibility.</w:t>
-              <w:br/>
-              <w:br/>
-              <w:t>While activities</w:t>
-              <w:br/>
+            </w:r>
+          </w:p>
+          <w:p>
+            <w:pPr>
+              <w:spacing w:line="360" w:lineRule="auto" w:before="0" w:after="0"/>
+            </w:pPr>
+            <w:r>
+              <w:rPr>
+                <w:rFonts w:ascii="Arial" w:hAnsi="Arial" w:eastAsia="Arial" w:cs="Arial"/>
+                <w:b/>
+                <w:i w:val="0"/>
+                <w:sz w:val="24"/>
+                <w:u w:val="none"/>
+              </w:rPr>
+              <w:t>While activities:</w:t>
+            </w:r>
+          </w:p>
+          <w:p>
+            <w:pPr>
+              <w:spacing w:line="360" w:lineRule="auto" w:before="0" w:after="0"/>
+            </w:pPr>
+            <w:r>
+              <w:rPr>
+                <w:rFonts w:ascii="Arial" w:hAnsi="Arial" w:eastAsia="Arial" w:cs="Arial"/>
+                <w:b w:val="0"/>
+                <w:i w:val="0"/>
+                <w:sz w:val="24"/>
+                <w:highlight w:val="yellow"/>
+                <w:u w:val="none"/>
+              </w:rPr>
               <w:t>Complete Daily Grade #4: Create one campaign web page using HTML and CSS with a title, two sections, one image with alt text, one list, one link, three CSS style rules, and a short source credit.</w:t>
-              <w:br/>
-              <w:br/>
-              <w:t>Post activities</w:t>
-              <w:br/>
-              <w:t>Save your files in the correct folder. Submit a screenshot and the HTML/CSS files or links requested in Classroom.</w:t>
+            </w:r>
+          </w:p>
+          <w:p>
+            <w:pPr>
+              <w:spacing w:line="360" w:lineRule="auto" w:before="0" w:after="0"/>
+            </w:pPr>
+            <w:r>
+              <w:rPr>
+                <w:rFonts w:ascii="Arial" w:hAnsi="Arial" w:eastAsia="Arial" w:cs="Arial"/>
+                <w:b/>
+                <w:i w:val="0"/>
+                <w:sz w:val="24"/>
+                <w:u w:val="none"/>
+              </w:rPr>
+              <w:t>Post activities:</w:t>
+            </w:r>
+          </w:p>
+          <w:p>
+            <w:pPr>
+              <w:spacing w:line="360" w:lineRule="auto" w:before="0" w:after="0"/>
+            </w:pPr>
+            <w:r>
+              <w:rPr>
+                <w:rFonts w:ascii="Arial" w:hAnsi="Arial" w:eastAsia="Arial" w:cs="Arial"/>
+                <w:b w:val="0"/>
+                <w:i w:val="0"/>
+                <w:sz w:val="24"/>
+                <w:u w:val="none"/>
+              </w:rPr>
+              <w:t>Save your files in the correct folder.</w:t>
+            </w:r>
+          </w:p>
+          <w:p>
+            <w:pPr>
+              <w:spacing w:line="360" w:lineRule="auto" w:before="0" w:after="0"/>
+            </w:pPr>
+            <w:r>
+              <w:rPr>
+                <w:rFonts w:ascii="Arial" w:hAnsi="Arial" w:eastAsia="Arial" w:cs="Arial"/>
+                <w:b w:val="0"/>
+                <w:i w:val="0"/>
+                <w:sz w:val="24"/>
+                <w:u w:val="none"/>
+              </w:rPr>
+              <w:t>Submit a screenshot and the HTML/CSS files or links requested in Classroom.</w:t>
             </w:r>
           </w:p>
         </w:tc>
@@ -738,10 +2445,31 @@
               <w:bottom w:val="single" w:sz="4" w:space="0" w:color="auto"/>
               <w:right w:val="single" w:sz="4" w:space="0" w:color="auto"/>
             </w:tcBorders>
+            <w:vAlign w:val="top"/>
           </w:tcPr>
           <w:p>
-            <w:r>
-              <w:t>Resources: Pen, pencil, technology notebook, student's email and password, Inkscape, vector graphics files, Google Sites access, Google Classroom, text editor and browser, environmental video file, Scratch access, project planning sheet, projector.</w:t>
+            <w:pPr>
+              <w:spacing w:line="360" w:lineRule="auto" w:before="0" w:after="0"/>
+            </w:pPr>
+            <w:r>
+              <w:rPr>
+                <w:rFonts w:ascii="Arial" w:hAnsi="Arial" w:eastAsia="Arial" w:cs="Arial"/>
+                <w:b/>
+                <w:i w:val="0"/>
+                <w:sz w:val="24"/>
+                <w:u w:val="none"/>
+              </w:rPr>
+              <w:t xml:space="preserve">Resources: </w:t>
+            </w:r>
+            <w:r>
+              <w:rPr>
+                <w:rFonts w:ascii="Arial" w:hAnsi="Arial" w:eastAsia="Arial" w:cs="Arial"/>
+                <w:b w:val="0"/>
+                <w:i w:val="0"/>
+                <w:sz w:val="24"/>
+                <w:u w:val="none"/>
+              </w:rPr>
+              <w:t>Pen, pencil, technology notebook, student's computer, email and password</w:t>
             </w:r>
           </w:p>
         </w:tc>
@@ -754,10 +2482,31 @@
               <w:bottom w:val="single" w:sz="4" w:space="0" w:color="auto"/>
               <w:right w:val="single" w:sz="4" w:space="0" w:color="auto"/>
             </w:tcBorders>
+            <w:vAlign w:val="top"/>
           </w:tcPr>
           <w:p>
-            <w:r>
-              <w:t>Resources: Pen, pencil, technology notebook, student's email and password, Inkscape, vector graphics files, Google Sites access, Google Classroom, text editor and browser, environmental video file, Scratch access, project planning sheet, projector.</w:t>
+            <w:pPr>
+              <w:spacing w:line="360" w:lineRule="auto" w:before="0" w:after="0"/>
+            </w:pPr>
+            <w:r>
+              <w:rPr>
+                <w:rFonts w:ascii="Arial" w:hAnsi="Arial" w:eastAsia="Arial" w:cs="Arial"/>
+                <w:b/>
+                <w:i w:val="0"/>
+                <w:sz w:val="24"/>
+                <w:u w:val="none"/>
+              </w:rPr>
+              <w:t xml:space="preserve">Resources: </w:t>
+            </w:r>
+            <w:r>
+              <w:rPr>
+                <w:rFonts w:ascii="Arial" w:hAnsi="Arial" w:eastAsia="Arial" w:cs="Arial"/>
+                <w:b w:val="0"/>
+                <w:i w:val="0"/>
+                <w:sz w:val="24"/>
+                <w:u w:val="none"/>
+              </w:rPr>
+              <w:t>Pen, pencil, technology notebook, student's computer, email and password</w:t>
             </w:r>
           </w:p>
         </w:tc>
@@ -773,9 +2522,21 @@
               <w:right w:val="single" w:sz="4" w:space="0" w:color="auto"/>
             </w:tcBorders>
             <w:shd w:val="clear" w:color="auto" w:fill="A8D08D"/>
+            <w:vAlign w:val="center"/>
           </w:tcPr>
           <w:p>
-            <w:r>
+            <w:pPr>
+              <w:jc w:val="center"/>
+              <w:spacing w:line="360" w:lineRule="auto" w:before="0" w:after="0"/>
+            </w:pPr>
+            <w:r>
+              <w:rPr>
+                <w:rFonts w:ascii="Arial" w:hAnsi="Arial" w:eastAsia="Arial" w:cs="Arial"/>
+                <w:b/>
+                <w:i w:val="0"/>
+                <w:sz w:val="24"/>
+                <w:u w:val="none"/>
+              </w:rPr>
               <w:t>8A, 8B day – 45min – April - Week 8</w:t>
             </w:r>
           </w:p>
@@ -790,9 +2551,21 @@
               <w:right w:val="single" w:sz="4" w:space="0" w:color="auto"/>
             </w:tcBorders>
             <w:shd w:val="clear" w:color="auto" w:fill="A8D08D"/>
+            <w:vAlign w:val="center"/>
           </w:tcPr>
           <w:p>
-            <w:r>
+            <w:pPr>
+              <w:jc w:val="center"/>
+              <w:spacing w:line="360" w:lineRule="auto" w:before="0" w:after="0"/>
+            </w:pPr>
+            <w:r>
+              <w:rPr>
+                <w:rFonts w:ascii="Arial" w:hAnsi="Arial" w:eastAsia="Arial" w:cs="Arial"/>
+                <w:b/>
+                <w:i w:val="0"/>
+                <w:sz w:val="24"/>
+                <w:u w:val="none"/>
+              </w:rPr>
               <w:t>8A, 8B day – 90 min – April - Week 8</w:t>
             </w:r>
           </w:p>
@@ -808,37 +2581,255 @@
               <w:bottom w:val="single" w:sz="4" w:space="0" w:color="auto"/>
               <w:right w:val="single" w:sz="4" w:space="0" w:color="auto"/>
             </w:tcBorders>
+            <w:vAlign w:val="top"/>
           </w:tcPr>
           <w:p>
-            <w:r>
-              <w:t>Topic:</w:t>
-              <w:br/>
+            <w:pPr>
+              <w:spacing w:line="360" w:lineRule="auto" w:before="0" w:after="0"/>
+            </w:pPr>
+            <w:r>
+              <w:rPr>
+                <w:rFonts w:ascii="Arial" w:hAnsi="Arial" w:eastAsia="Arial" w:cs="Arial"/>
+                <w:b/>
+                <w:i w:val="0"/>
+                <w:sz w:val="24"/>
+                <w:u w:val="none"/>
+              </w:rPr>
+              <w:t xml:space="preserve">Topic: </w:t>
+            </w:r>
+            <w:r>
+              <w:rPr>
+                <w:rFonts w:ascii="Arial" w:hAnsi="Arial" w:eastAsia="Arial" w:cs="Arial"/>
+                <w:b w:val="0"/>
+                <w:i w:val="0"/>
+                <w:sz w:val="24"/>
+                <w:u w:val="none"/>
+              </w:rPr>
               <w:t>Search engines and keywords</w:t>
-              <w:br/>
-              <w:br/>
-              <w:t>Pre-activities</w:t>
-              <w:br/>
+            </w:r>
+          </w:p>
+          <w:p>
+            <w:pPr>
+              <w:spacing w:line="360" w:lineRule="auto" w:before="0" w:after="0"/>
+            </w:pPr>
+            <w:r>
+              <w:rPr>
+                <w:rFonts w:ascii="Arial" w:hAnsi="Arial" w:eastAsia="Arial" w:cs="Arial"/>
+                <w:i w:val="0"/>
+                <w:sz w:val="24"/>
+                <w:u w:val="none"/>
+                <w:b/>
+              </w:rPr>
+              <w:t>Class Objective:</w:t>
+            </w:r>
+          </w:p>
+          <w:p>
+            <w:pPr>
+              <w:spacing w:line="360" w:lineRule="auto" w:before="0" w:after="0"/>
+            </w:pPr>
+            <w:r>
+              <w:rPr>
+                <w:rFonts w:ascii="Arial" w:hAnsi="Arial" w:eastAsia="Arial" w:cs="Arial"/>
+                <w:i w:val="0"/>
+                <w:sz w:val="24"/>
+                <w:u w:val="none"/>
+              </w:rPr>
+              <w:t>Create improved search queries for a campaign topic and choose useful sources for the portfolio.</w:t>
+            </w:r>
+          </w:p>
+          <w:p>
+            <w:pPr>
+              <w:spacing w:line="360" w:lineRule="auto" w:before="0" w:after="0"/>
+            </w:pPr>
+            <w:r>
+              <w:rPr>
+                <w:rFonts w:ascii="Arial" w:hAnsi="Arial" w:eastAsia="Arial" w:cs="Arial"/>
+                <w:b/>
+                <w:i w:val="0"/>
+                <w:sz w:val="24"/>
+                <w:u w:val="none"/>
+              </w:rPr>
+              <w:t>Pre-activities:</w:t>
+            </w:r>
+          </w:p>
+          <w:p>
+            <w:pPr>
+              <w:spacing w:line="360" w:lineRule="auto" w:before="0" w:after="0"/>
+            </w:pPr>
+            <w:r>
+              <w:rPr>
+                <w:rFonts w:ascii="Arial" w:hAnsi="Arial" w:eastAsia="Arial" w:cs="Arial"/>
+                <w:b w:val="0"/>
+                <w:i w:val="0"/>
+                <w:sz w:val="24"/>
+                <w:u w:val="none"/>
+              </w:rPr>
               <w:t>Review Week 8 practice vocabulary (part 1).</w:t>
-              <w:br/>
+            </w:r>
+          </w:p>
+          <w:p>
+            <w:pPr>
+              <w:spacing w:line="360" w:lineRule="auto" w:before="0" w:after="0"/>
+            </w:pPr>
+            <w:r>
+              <w:rPr>
+                <w:rFonts w:ascii="Arial" w:hAnsi="Arial" w:eastAsia="Arial" w:cs="Arial"/>
+                <w:b w:val="0"/>
+                <w:i w:val="0"/>
+                <w:sz w:val="24"/>
+                <w:u w:val="none"/>
+              </w:rPr>
               <w:t>search engine: A tool for finding information online</w:t>
-              <w:br/>
+            </w:r>
+          </w:p>
+          <w:p>
+            <w:pPr>
+              <w:spacing w:line="360" w:lineRule="auto" w:before="0" w:after="0"/>
+            </w:pPr>
+            <w:r>
+              <w:rPr>
+                <w:rFonts w:ascii="Arial" w:hAnsi="Arial" w:eastAsia="Arial" w:cs="Arial"/>
+                <w:b w:val="0"/>
+                <w:i w:val="0"/>
+                <w:sz w:val="24"/>
+                <w:u w:val="none"/>
+              </w:rPr>
               <w:t>keyword: An important search word</w:t>
-              <w:br/>
+            </w:r>
+          </w:p>
+          <w:p>
+            <w:pPr>
+              <w:spacing w:line="360" w:lineRule="auto" w:before="0" w:after="0"/>
+            </w:pPr>
+            <w:r>
+              <w:rPr>
+                <w:rFonts w:ascii="Arial" w:hAnsi="Arial" w:eastAsia="Arial" w:cs="Arial"/>
+                <w:b w:val="0"/>
+                <w:i w:val="0"/>
+                <w:sz w:val="24"/>
+                <w:u w:val="none"/>
+              </w:rPr>
               <w:t>query: Words typed into a search tool</w:t>
-              <w:br/>
+            </w:r>
+          </w:p>
+          <w:p>
+            <w:pPr>
+              <w:spacing w:line="360" w:lineRule="auto" w:before="0" w:after="0"/>
+            </w:pPr>
+            <w:r>
+              <w:rPr>
+                <w:rFonts w:ascii="Arial" w:hAnsi="Arial" w:eastAsia="Arial" w:cs="Arial"/>
+                <w:b w:val="0"/>
+                <w:i w:val="0"/>
+                <w:sz w:val="24"/>
+                <w:u w:val="none"/>
+              </w:rPr>
               <w:t>source: Where information or media comes from</w:t>
-              <w:br/>
+            </w:r>
+          </w:p>
+          <w:p>
+            <w:pPr>
+              <w:spacing w:line="360" w:lineRule="auto" w:before="0" w:after="0"/>
+            </w:pPr>
+            <w:r>
+              <w:rPr>
+                <w:rFonts w:ascii="Arial" w:hAnsi="Arial" w:eastAsia="Arial" w:cs="Arial"/>
+                <w:b w:val="0"/>
+                <w:i w:val="0"/>
+                <w:sz w:val="24"/>
+                <w:u w:val="none"/>
+              </w:rPr>
               <w:t>Sort search terms into broad, specific, and too vague. Identify keywords from your environmental campaign topic.</w:t>
-              <w:br/>
-              <w:br/>
-              <w:t>While activities</w:t>
-              <w:br/>
-              <w:t>Create 5 improved search queries using AND, OR, NOT, quote search, or the minus sign. Record which query gives the most useful results and why.</w:t>
-              <w:br/>
-              <w:br/>
-              <w:t>Post activities</w:t>
-              <w:br/>
-              <w:t>Choose two useful sources for your portfolio. Save their links for later.</w:t>
+            </w:r>
+          </w:p>
+          <w:p>
+            <w:pPr>
+              <w:spacing w:line="360" w:lineRule="auto" w:before="0" w:after="0"/>
+            </w:pPr>
+            <w:r>
+              <w:rPr>
+                <w:rFonts w:ascii="Arial" w:hAnsi="Arial" w:eastAsia="Arial" w:cs="Arial"/>
+                <w:b/>
+                <w:i w:val="0"/>
+                <w:sz w:val="24"/>
+                <w:u w:val="none"/>
+              </w:rPr>
+              <w:t>While activities:</w:t>
+            </w:r>
+          </w:p>
+          <w:p>
+            <w:pPr>
+              <w:spacing w:line="360" w:lineRule="auto" w:before="0" w:after="0"/>
+            </w:pPr>
+            <w:r>
+              <w:rPr>
+                <w:rFonts w:ascii="Arial" w:hAnsi="Arial" w:eastAsia="Arial" w:cs="Arial"/>
+                <w:b w:val="0"/>
+                <w:i w:val="0"/>
+                <w:sz w:val="24"/>
+                <w:u w:val="none"/>
+              </w:rPr>
+              <w:t>Create 5 improved search queries using AND, OR, NOT, quote search, or the minus sign.</w:t>
+            </w:r>
+          </w:p>
+          <w:p>
+            <w:pPr>
+              <w:spacing w:line="360" w:lineRule="auto" w:before="0" w:after="0"/>
+            </w:pPr>
+            <w:r>
+              <w:rPr>
+                <w:rFonts w:ascii="Arial" w:hAnsi="Arial" w:eastAsia="Arial" w:cs="Arial"/>
+                <w:b w:val="0"/>
+                <w:i w:val="0"/>
+                <w:sz w:val="24"/>
+                <w:u w:val="none"/>
+              </w:rPr>
+              <w:t>Record which query gives the most useful results and why.</w:t>
+            </w:r>
+          </w:p>
+          <w:p>
+            <w:pPr>
+              <w:spacing w:line="360" w:lineRule="auto" w:before="0" w:after="0"/>
+            </w:pPr>
+            <w:r>
+              <w:rPr>
+                <w:rFonts w:ascii="Arial" w:hAnsi="Arial" w:eastAsia="Arial" w:cs="Arial"/>
+                <w:b/>
+                <w:i w:val="0"/>
+                <w:sz w:val="24"/>
+                <w:u w:val="none"/>
+              </w:rPr>
+              <w:t>Post activities:</w:t>
+            </w:r>
+          </w:p>
+          <w:p>
+            <w:pPr>
+              <w:spacing w:line="360" w:lineRule="auto" w:before="0" w:after="0"/>
+            </w:pPr>
+            <w:r>
+              <w:rPr>
+                <w:rFonts w:ascii="Arial" w:hAnsi="Arial" w:eastAsia="Arial" w:cs="Arial"/>
+                <w:b w:val="0"/>
+                <w:i w:val="0"/>
+                <w:sz w:val="24"/>
+                <w:u w:val="none"/>
+              </w:rPr>
+              <w:t>Choose two useful sources for your portfolio.</w:t>
+            </w:r>
+          </w:p>
+          <w:p>
+            <w:pPr>
+              <w:spacing w:line="360" w:lineRule="auto" w:before="0" w:after="0"/>
+            </w:pPr>
+            <w:r>
+              <w:rPr>
+                <w:rFonts w:ascii="Arial" w:hAnsi="Arial" w:eastAsia="Arial" w:cs="Arial"/>
+                <w:b w:val="0"/>
+                <w:i w:val="0"/>
+                <w:sz w:val="24"/>
+                <w:u w:val="none"/>
+              </w:rPr>
+              <w:t>Save their links for later.</w:t>
             </w:r>
           </w:p>
         </w:tc>
@@ -851,37 +2842,271 @@
               <w:bottom w:val="single" w:sz="4" w:space="0" w:color="auto"/>
               <w:right w:val="single" w:sz="4" w:space="0" w:color="auto"/>
             </w:tcBorders>
+            <w:vAlign w:val="top"/>
           </w:tcPr>
           <w:p>
-            <w:r>
-              <w:t>Topic:</w:t>
-              <w:br/>
+            <w:pPr>
+              <w:spacing w:line="360" w:lineRule="auto" w:before="0" w:after="0"/>
+            </w:pPr>
+            <w:r>
+              <w:rPr>
+                <w:rFonts w:ascii="Arial" w:hAnsi="Arial" w:eastAsia="Arial" w:cs="Arial"/>
+                <w:b/>
+                <w:i w:val="0"/>
+                <w:sz w:val="24"/>
+                <w:u w:val="none"/>
+              </w:rPr>
+              <w:t xml:space="preserve">Topic: </w:t>
+            </w:r>
+            <w:r>
+              <w:rPr>
+                <w:rFonts w:ascii="Arial" w:hAnsi="Arial" w:eastAsia="Arial" w:cs="Arial"/>
+                <w:b w:val="0"/>
+                <w:i w:val="0"/>
+                <w:sz w:val="24"/>
+                <w:u w:val="none"/>
+              </w:rPr>
               <w:t>Portfolio content and video organization</w:t>
-              <w:br/>
-              <w:br/>
-              <w:t>Pre-activities</w:t>
-              <w:br/>
+            </w:r>
+          </w:p>
+          <w:p>
+            <w:pPr>
+              <w:spacing w:line="360" w:lineRule="auto" w:before="0" w:after="0"/>
+            </w:pPr>
+            <w:r>
+              <w:rPr>
+                <w:rFonts w:ascii="Arial" w:hAnsi="Arial" w:eastAsia="Arial" w:cs="Arial"/>
+                <w:i w:val="0"/>
+                <w:sz w:val="24"/>
+                <w:u w:val="none"/>
+                <w:b/>
+              </w:rPr>
+              <w:t>Class Objective:</w:t>
+            </w:r>
+          </w:p>
+          <w:p>
+            <w:pPr>
+              <w:spacing w:line="360" w:lineRule="auto" w:before="0" w:after="0"/>
+            </w:pPr>
+            <w:r>
+              <w:rPr>
+                <w:rFonts w:ascii="Arial" w:hAnsi="Arial" w:eastAsia="Arial" w:cs="Arial"/>
+                <w:i w:val="0"/>
+                <w:sz w:val="24"/>
+                <w:u w:val="none"/>
+              </w:rPr>
+              <w:t>Create a Google Sites portfolio map and video outline with required pages, evidence, and source needs.</w:t>
+            </w:r>
+          </w:p>
+          <w:p>
+            <w:pPr>
+              <w:spacing w:line="360" w:lineRule="auto" w:before="0" w:after="0"/>
+            </w:pPr>
+            <w:r>
+              <w:rPr>
+                <w:rFonts w:ascii="Arial" w:hAnsi="Arial" w:eastAsia="Arial" w:cs="Arial"/>
+                <w:b/>
+                <w:i w:val="0"/>
+                <w:sz w:val="24"/>
+                <w:u w:val="none"/>
+              </w:rPr>
+              <w:t>Pre-activities:</w:t>
+            </w:r>
+          </w:p>
+          <w:p>
+            <w:pPr>
+              <w:spacing w:line="360" w:lineRule="auto" w:before="0" w:after="0"/>
+            </w:pPr>
+            <w:r>
+              <w:rPr>
+                <w:rFonts w:ascii="Arial" w:hAnsi="Arial" w:eastAsia="Arial" w:cs="Arial"/>
+                <w:b w:val="0"/>
+                <w:i w:val="0"/>
+                <w:sz w:val="24"/>
+                <w:u w:val="none"/>
+              </w:rPr>
               <w:t>Review Week 8 practice vocabulary (part 2).</w:t>
-              <w:br/>
+            </w:r>
+          </w:p>
+          <w:p>
+            <w:pPr>
+              <w:spacing w:line="360" w:lineRule="auto" w:before="0" w:after="0"/>
+            </w:pPr>
+            <w:r>
+              <w:rPr>
+                <w:rFonts w:ascii="Arial" w:hAnsi="Arial" w:eastAsia="Arial" w:cs="Arial"/>
+                <w:b w:val="0"/>
+                <w:i w:val="0"/>
+                <w:sz w:val="24"/>
+                <w:u w:val="none"/>
+              </w:rPr>
               <w:t>credit: A note that says where information or media came from</w:t>
-              <w:br/>
+            </w:r>
+          </w:p>
+          <w:p>
+            <w:pPr>
+              <w:spacing w:line="360" w:lineRule="auto" w:before="0" w:after="0"/>
+            </w:pPr>
+            <w:r>
+              <w:rPr>
+                <w:rFonts w:ascii="Arial" w:hAnsi="Arial" w:eastAsia="Arial" w:cs="Arial"/>
+                <w:b w:val="0"/>
+                <w:i w:val="0"/>
+                <w:sz w:val="24"/>
+                <w:u w:val="none"/>
+              </w:rPr>
               <w:t>navigation: How people move between pages</w:t>
-              <w:br/>
+            </w:r>
+          </w:p>
+          <w:p>
+            <w:pPr>
+              <w:spacing w:line="360" w:lineRule="auto" w:before="0" w:after="0"/>
+            </w:pPr>
+            <w:r>
+              <w:rPr>
+                <w:rFonts w:ascii="Arial" w:hAnsi="Arial" w:eastAsia="Arial" w:cs="Arial"/>
+                <w:b w:val="0"/>
+                <w:i w:val="0"/>
+                <w:sz w:val="24"/>
+                <w:u w:val="none"/>
+              </w:rPr>
               <w:t>page: One screen or section in a website</w:t>
-              <w:br/>
+            </w:r>
+          </w:p>
+          <w:p>
+            <w:pPr>
+              <w:spacing w:line="360" w:lineRule="auto" w:before="0" w:after="0"/>
+            </w:pPr>
+            <w:r>
+              <w:rPr>
+                <w:rFonts w:ascii="Arial" w:hAnsi="Arial" w:eastAsia="Arial" w:cs="Arial"/>
+                <w:b w:val="0"/>
+                <w:i w:val="0"/>
+                <w:sz w:val="24"/>
+                <w:u w:val="none"/>
+              </w:rPr>
               <w:t>storyboard: A plan that shows scenes in order</w:t>
-              <w:br/>
+            </w:r>
+          </w:p>
+          <w:p>
+            <w:pPr>
+              <w:spacing w:line="360" w:lineRule="auto" w:before="0" w:after="0"/>
+            </w:pPr>
+            <w:r>
+              <w:rPr>
+                <w:rFonts w:ascii="Arial" w:hAnsi="Arial" w:eastAsia="Arial" w:cs="Arial"/>
+                <w:b w:val="0"/>
+                <w:i w:val="0"/>
+                <w:sz w:val="24"/>
+                <w:u w:val="none"/>
+              </w:rPr>
               <w:t>Review examples of strong page titles, headings, navigation labels, calls to action, and short campaign video scenes. Choose the pages your Google Sites portfolio will need.</w:t>
-              <w:br/>
-              <w:br/>
-              <w:t>While activities</w:t>
-              <w:br/>
-              <w:t>Complete Appreciation Grade #2: Complete a self-reflection about effort, organization, digital responsibility, receiving feedback, and improving work during the web and research unit. Create a Google Sites portfolio map with Home, Campaign, Vector Graphics, Research/Credits, and Reflection pages. Create a 5-shot storyboard or outline for the required environmental video with topic, message, visuals, narration/text, and source needs.</w:t>
-              <w:br/>
-              <w:br/>
-              <w:t>Post activities</w:t>
-              <w:br/>
-              <w:t>Submit your site map and video outline. Write one question you still have before the final project begins.</w:t>
+            </w:r>
+          </w:p>
+          <w:p>
+            <w:pPr>
+              <w:spacing w:line="360" w:lineRule="auto" w:before="0" w:after="0"/>
+            </w:pPr>
+            <w:r>
+              <w:rPr>
+                <w:rFonts w:ascii="Arial" w:hAnsi="Arial" w:eastAsia="Arial" w:cs="Arial"/>
+                <w:b/>
+                <w:i w:val="0"/>
+                <w:sz w:val="24"/>
+                <w:u w:val="none"/>
+              </w:rPr>
+              <w:t>While activities:</w:t>
+            </w:r>
+          </w:p>
+          <w:p>
+            <w:pPr>
+              <w:spacing w:line="360" w:lineRule="auto" w:before="0" w:after="0"/>
+            </w:pPr>
+            <w:r>
+              <w:rPr>
+                <w:rFonts w:ascii="Arial" w:hAnsi="Arial" w:eastAsia="Arial" w:cs="Arial"/>
+                <w:b w:val="0"/>
+                <w:i w:val="0"/>
+                <w:sz w:val="24"/>
+                <w:highlight w:val="yellow"/>
+                <w:u w:val="none"/>
+              </w:rPr>
+              <w:t>Complete Appreciation Grade #2: Complete a self-reflection about effort, organization, digital responsibility, receiving feedback, and improving work during the web and research unit.</w:t>
+            </w:r>
+          </w:p>
+          <w:p>
+            <w:pPr>
+              <w:spacing w:line="360" w:lineRule="auto" w:before="0" w:after="0"/>
+            </w:pPr>
+            <w:r>
+              <w:rPr>
+                <w:rFonts w:ascii="Arial" w:hAnsi="Arial" w:eastAsia="Arial" w:cs="Arial"/>
+                <w:b w:val="0"/>
+                <w:i w:val="0"/>
+                <w:sz w:val="24"/>
+                <w:u w:val="none"/>
+              </w:rPr>
+              <w:t>Create a Google Sites portfolio map with Home, Campaign, Vector Graphics, Research/Credits, and Reflection pages.</w:t>
+            </w:r>
+          </w:p>
+          <w:p>
+            <w:pPr>
+              <w:spacing w:line="360" w:lineRule="auto" w:before="0" w:after="0"/>
+            </w:pPr>
+            <w:r>
+              <w:rPr>
+                <w:rFonts w:ascii="Arial" w:hAnsi="Arial" w:eastAsia="Arial" w:cs="Arial"/>
+                <w:b w:val="0"/>
+                <w:i w:val="0"/>
+                <w:sz w:val="24"/>
+                <w:u w:val="none"/>
+              </w:rPr>
+              <w:t>Create a 5-shot storyboard or outline for the required environmental video with topic, message, visuals, narration/text, and source needs.</w:t>
+            </w:r>
+          </w:p>
+          <w:p>
+            <w:pPr>
+              <w:spacing w:line="360" w:lineRule="auto" w:before="0" w:after="0"/>
+            </w:pPr>
+            <w:r>
+              <w:rPr>
+                <w:rFonts w:ascii="Arial" w:hAnsi="Arial" w:eastAsia="Arial" w:cs="Arial"/>
+                <w:b/>
+                <w:i w:val="0"/>
+                <w:sz w:val="24"/>
+                <w:u w:val="none"/>
+              </w:rPr>
+              <w:t>Post activities:</w:t>
+            </w:r>
+          </w:p>
+          <w:p>
+            <w:pPr>
+              <w:spacing w:line="360" w:lineRule="auto" w:before="0" w:after="0"/>
+            </w:pPr>
+            <w:r>
+              <w:rPr>
+                <w:rFonts w:ascii="Arial" w:hAnsi="Arial" w:eastAsia="Arial" w:cs="Arial"/>
+                <w:b w:val="0"/>
+                <w:i w:val="0"/>
+                <w:sz w:val="24"/>
+                <w:u w:val="none"/>
+              </w:rPr>
+              <w:t>Submit your site map and video outline.</w:t>
+            </w:r>
+          </w:p>
+          <w:p>
+            <w:pPr>
+              <w:spacing w:line="360" w:lineRule="auto" w:before="0" w:after="0"/>
+            </w:pPr>
+            <w:r>
+              <w:rPr>
+                <w:rFonts w:ascii="Arial" w:hAnsi="Arial" w:eastAsia="Arial" w:cs="Arial"/>
+                <w:b w:val="0"/>
+                <w:i w:val="0"/>
+                <w:sz w:val="24"/>
+                <w:u w:val="none"/>
+              </w:rPr>
+              <w:t>Write one question you still have before the final project begins.</w:t>
             </w:r>
           </w:p>
         </w:tc>
@@ -896,10 +3121,31 @@
               <w:bottom w:val="single" w:sz="4" w:space="0" w:color="auto"/>
               <w:right w:val="single" w:sz="4" w:space="0" w:color="auto"/>
             </w:tcBorders>
+            <w:vAlign w:val="top"/>
           </w:tcPr>
           <w:p>
-            <w:r>
-              <w:t>Resources: Pen, pencil, technology notebook, student's email and password, Inkscape, vector graphics files, Google Sites access, Google Classroom, text editor and browser, environmental video file, Scratch access, project planning sheet, projector.</w:t>
+            <w:pPr>
+              <w:spacing w:line="360" w:lineRule="auto" w:before="0" w:after="0"/>
+            </w:pPr>
+            <w:r>
+              <w:rPr>
+                <w:rFonts w:ascii="Arial" w:hAnsi="Arial" w:eastAsia="Arial" w:cs="Arial"/>
+                <w:b/>
+                <w:i w:val="0"/>
+                <w:sz w:val="24"/>
+                <w:u w:val="none"/>
+              </w:rPr>
+              <w:t xml:space="preserve">Resources: </w:t>
+            </w:r>
+            <w:r>
+              <w:rPr>
+                <w:rFonts w:ascii="Arial" w:hAnsi="Arial" w:eastAsia="Arial" w:cs="Arial"/>
+                <w:b w:val="0"/>
+                <w:i w:val="0"/>
+                <w:sz w:val="24"/>
+                <w:u w:val="none"/>
+              </w:rPr>
+              <w:t>Pen, pencil, technology notebook, student's computer, email and password</w:t>
             </w:r>
           </w:p>
         </w:tc>
@@ -912,10 +3158,31 @@
               <w:bottom w:val="single" w:sz="4" w:space="0" w:color="auto"/>
               <w:right w:val="single" w:sz="4" w:space="0" w:color="auto"/>
             </w:tcBorders>
+            <w:vAlign w:val="top"/>
           </w:tcPr>
           <w:p>
-            <w:r>
-              <w:t>Resources: Pen, pencil, technology notebook, student's email and password, Inkscape, vector graphics files, Google Sites access, Google Classroom, text editor and browser, environmental video file, Scratch access, project planning sheet, projector.</w:t>
+            <w:pPr>
+              <w:spacing w:line="360" w:lineRule="auto" w:before="0" w:after="0"/>
+            </w:pPr>
+            <w:r>
+              <w:rPr>
+                <w:rFonts w:ascii="Arial" w:hAnsi="Arial" w:eastAsia="Arial" w:cs="Arial"/>
+                <w:b/>
+                <w:i w:val="0"/>
+                <w:sz w:val="24"/>
+                <w:u w:val="none"/>
+              </w:rPr>
+              <w:t xml:space="preserve">Resources: </w:t>
+            </w:r>
+            <w:r>
+              <w:rPr>
+                <w:rFonts w:ascii="Arial" w:hAnsi="Arial" w:eastAsia="Arial" w:cs="Arial"/>
+                <w:b w:val="0"/>
+                <w:i w:val="0"/>
+                <w:sz w:val="24"/>
+                <w:u w:val="none"/>
+              </w:rPr>
+              <w:t>Pen, pencil, technology notebook, student's computer, email and password</w:t>
             </w:r>
           </w:p>
         </w:tc>
@@ -931,9 +3198,21 @@
               <w:right w:val="single" w:sz="4" w:space="0" w:color="auto"/>
             </w:tcBorders>
             <w:shd w:val="clear" w:color="auto" w:fill="A8D08D"/>
+            <w:vAlign w:val="center"/>
           </w:tcPr>
           <w:p>
-            <w:r>
+            <w:pPr>
+              <w:jc w:val="center"/>
+              <w:spacing w:line="360" w:lineRule="auto" w:before="0" w:after="0"/>
+            </w:pPr>
+            <w:r>
+              <w:rPr>
+                <w:rFonts w:ascii="Arial" w:hAnsi="Arial" w:eastAsia="Arial" w:cs="Arial"/>
+                <w:b/>
+                <w:i w:val="0"/>
+                <w:sz w:val="24"/>
+                <w:u w:val="none"/>
+              </w:rPr>
               <w:t>8A, 8B day – 45min – April - No scheduled class</w:t>
             </w:r>
           </w:p>
@@ -948,9 +3227,21 @@
               <w:right w:val="single" w:sz="4" w:space="0" w:color="auto"/>
             </w:tcBorders>
             <w:shd w:val="clear" w:color="auto" w:fill="A8D08D"/>
+            <w:vAlign w:val="center"/>
           </w:tcPr>
           <w:p>
-            <w:r>
+            <w:pPr>
+              <w:jc w:val="center"/>
+              <w:spacing w:line="360" w:lineRule="auto" w:before="0" w:after="0"/>
+            </w:pPr>
+            <w:r>
+              <w:rPr>
+                <w:rFonts w:ascii="Arial" w:hAnsi="Arial" w:eastAsia="Arial" w:cs="Arial"/>
+                <w:b/>
+                <w:i w:val="0"/>
+                <w:sz w:val="24"/>
+                <w:u w:val="none"/>
+              </w:rPr>
               <w:t>8A, 8B day – 90 min – April - No scheduled class</w:t>
             </w:r>
           </w:p>
@@ -966,26 +3257,120 @@
               <w:bottom w:val="single" w:sz="4" w:space="0" w:color="auto"/>
               <w:right w:val="single" w:sz="4" w:space="0" w:color="auto"/>
             </w:tcBorders>
+            <w:vAlign w:val="top"/>
           </w:tcPr>
           <w:p>
-            <w:r>
-              <w:t>Topic:</w:t>
-              <w:br/>
+            <w:pPr>
+              <w:spacing w:line="360" w:lineRule="auto" w:before="0" w:after="0"/>
+            </w:pPr>
+            <w:r>
+              <w:rPr>
+                <w:rFonts w:ascii="Arial" w:hAnsi="Arial" w:eastAsia="Arial" w:cs="Arial"/>
+                <w:b/>
+                <w:i w:val="0"/>
+                <w:sz w:val="24"/>
+                <w:u w:val="none"/>
+              </w:rPr>
+              <w:t xml:space="preserve">Topic: </w:t>
+            </w:r>
+            <w:r>
+              <w:rPr>
+                <w:rFonts w:ascii="Arial" w:hAnsi="Arial" w:eastAsia="Arial" w:cs="Arial"/>
+                <w:b w:val="0"/>
+                <w:i w:val="0"/>
+                <w:sz w:val="24"/>
+                <w:u w:val="none"/>
+              </w:rPr>
               <w:t>No regular class scheduled in this monthly plan.</w:t>
-              <w:br/>
-              <w:br/>
-              <w:t>Pre-activities</w:t>
-              <w:br/>
+            </w:r>
+          </w:p>
+          <w:p>
+            <w:pPr>
+              <w:spacing w:line="360" w:lineRule="auto" w:before="0" w:after="0"/>
+            </w:pPr>
+            <w:r>
+              <w:rPr>
+                <w:rFonts w:ascii="Arial" w:hAnsi="Arial" w:eastAsia="Arial" w:cs="Arial"/>
+                <w:b/>
+                <w:i w:val="0"/>
+                <w:sz w:val="24"/>
+                <w:u w:val="none"/>
+              </w:rPr>
+              <w:t>Pre-activities:</w:t>
+            </w:r>
+          </w:p>
+          <w:p>
+            <w:pPr>
+              <w:spacing w:line="360" w:lineRule="auto" w:before="0" w:after="0"/>
+            </w:pPr>
+            <w:r>
+              <w:rPr>
+                <w:rFonts w:ascii="Arial" w:hAnsi="Arial" w:eastAsia="Arial" w:cs="Arial"/>
+                <w:b w:val="0"/>
+                <w:i w:val="0"/>
+                <w:sz w:val="24"/>
+                <w:u w:val="none"/>
+              </w:rPr>
               <w:t>No activity scheduled.</w:t>
-              <w:br/>
-              <w:br/>
-              <w:t>While activities</w:t>
-              <w:br/>
+            </w:r>
+          </w:p>
+          <w:p>
+            <w:pPr>
+              <w:spacing w:line="360" w:lineRule="auto" w:before="0" w:after="0"/>
+            </w:pPr>
+            <w:r>
+              <w:rPr>
+                <w:rFonts w:ascii="Arial" w:hAnsi="Arial" w:eastAsia="Arial" w:cs="Arial"/>
+                <w:b/>
+                <w:i w:val="0"/>
+                <w:sz w:val="24"/>
+                <w:u w:val="none"/>
+              </w:rPr>
+              <w:t>While activities:</w:t>
+            </w:r>
+          </w:p>
+          <w:p>
+            <w:pPr>
+              <w:spacing w:line="360" w:lineRule="auto" w:before="0" w:after="0"/>
+            </w:pPr>
+            <w:r>
+              <w:rPr>
+                <w:rFonts w:ascii="Arial" w:hAnsi="Arial" w:eastAsia="Arial" w:cs="Arial"/>
+                <w:b w:val="0"/>
+                <w:i w:val="0"/>
+                <w:sz w:val="24"/>
+                <w:u w:val="none"/>
+              </w:rPr>
               <w:t>No activity scheduled.</w:t>
-              <w:br/>
-              <w:br/>
-              <w:t>Post activities</w:t>
-              <w:br/>
+            </w:r>
+          </w:p>
+          <w:p>
+            <w:pPr>
+              <w:spacing w:line="360" w:lineRule="auto" w:before="0" w:after="0"/>
+            </w:pPr>
+            <w:r>
+              <w:rPr>
+                <w:rFonts w:ascii="Arial" w:hAnsi="Arial" w:eastAsia="Arial" w:cs="Arial"/>
+                <w:b/>
+                <w:i w:val="0"/>
+                <w:sz w:val="24"/>
+                <w:u w:val="none"/>
+              </w:rPr>
+              <w:t>Post activities:</w:t>
+            </w:r>
+          </w:p>
+          <w:p>
+            <w:pPr>
+              <w:spacing w:line="360" w:lineRule="auto" w:before="0" w:after="0"/>
+            </w:pPr>
+            <w:r>
+              <w:rPr>
+                <w:rFonts w:ascii="Arial" w:hAnsi="Arial" w:eastAsia="Arial" w:cs="Arial"/>
+                <w:b w:val="0"/>
+                <w:i w:val="0"/>
+                <w:sz w:val="24"/>
+                <w:u w:val="none"/>
+              </w:rPr>
               <w:t>No activity scheduled.</w:t>
             </w:r>
           </w:p>
@@ -999,26 +3384,120 @@
               <w:bottom w:val="single" w:sz="4" w:space="0" w:color="auto"/>
               <w:right w:val="single" w:sz="4" w:space="0" w:color="auto"/>
             </w:tcBorders>
+            <w:vAlign w:val="top"/>
           </w:tcPr>
           <w:p>
-            <w:r>
-              <w:t>Topic:</w:t>
-              <w:br/>
+            <w:pPr>
+              <w:spacing w:line="360" w:lineRule="auto" w:before="0" w:after="0"/>
+            </w:pPr>
+            <w:r>
+              <w:rPr>
+                <w:rFonts w:ascii="Arial" w:hAnsi="Arial" w:eastAsia="Arial" w:cs="Arial"/>
+                <w:b/>
+                <w:i w:val="0"/>
+                <w:sz w:val="24"/>
+                <w:u w:val="none"/>
+              </w:rPr>
+              <w:t xml:space="preserve">Topic: </w:t>
+            </w:r>
+            <w:r>
+              <w:rPr>
+                <w:rFonts w:ascii="Arial" w:hAnsi="Arial" w:eastAsia="Arial" w:cs="Arial"/>
+                <w:b w:val="0"/>
+                <w:i w:val="0"/>
+                <w:sz w:val="24"/>
+                <w:u w:val="none"/>
+              </w:rPr>
               <w:t>No regular class scheduled in this monthly plan.</w:t>
-              <w:br/>
-              <w:br/>
-              <w:t>Pre-activities</w:t>
-              <w:br/>
+            </w:r>
+          </w:p>
+          <w:p>
+            <w:pPr>
+              <w:spacing w:line="360" w:lineRule="auto" w:before="0" w:after="0"/>
+            </w:pPr>
+            <w:r>
+              <w:rPr>
+                <w:rFonts w:ascii="Arial" w:hAnsi="Arial" w:eastAsia="Arial" w:cs="Arial"/>
+                <w:b/>
+                <w:i w:val="0"/>
+                <w:sz w:val="24"/>
+                <w:u w:val="none"/>
+              </w:rPr>
+              <w:t>Pre-activities:</w:t>
+            </w:r>
+          </w:p>
+          <w:p>
+            <w:pPr>
+              <w:spacing w:line="360" w:lineRule="auto" w:before="0" w:after="0"/>
+            </w:pPr>
+            <w:r>
+              <w:rPr>
+                <w:rFonts w:ascii="Arial" w:hAnsi="Arial" w:eastAsia="Arial" w:cs="Arial"/>
+                <w:b w:val="0"/>
+                <w:i w:val="0"/>
+                <w:sz w:val="24"/>
+                <w:u w:val="none"/>
+              </w:rPr>
               <w:t>No activity scheduled.</w:t>
-              <w:br/>
-              <w:br/>
-              <w:t>While activities</w:t>
-              <w:br/>
+            </w:r>
+          </w:p>
+          <w:p>
+            <w:pPr>
+              <w:spacing w:line="360" w:lineRule="auto" w:before="0" w:after="0"/>
+            </w:pPr>
+            <w:r>
+              <w:rPr>
+                <w:rFonts w:ascii="Arial" w:hAnsi="Arial" w:eastAsia="Arial" w:cs="Arial"/>
+                <w:b/>
+                <w:i w:val="0"/>
+                <w:sz w:val="24"/>
+                <w:u w:val="none"/>
+              </w:rPr>
+              <w:t>While activities:</w:t>
+            </w:r>
+          </w:p>
+          <w:p>
+            <w:pPr>
+              <w:spacing w:line="360" w:lineRule="auto" w:before="0" w:after="0"/>
+            </w:pPr>
+            <w:r>
+              <w:rPr>
+                <w:rFonts w:ascii="Arial" w:hAnsi="Arial" w:eastAsia="Arial" w:cs="Arial"/>
+                <w:b w:val="0"/>
+                <w:i w:val="0"/>
+                <w:sz w:val="24"/>
+                <w:u w:val="none"/>
+              </w:rPr>
               <w:t>No activity scheduled.</w:t>
-              <w:br/>
-              <w:br/>
-              <w:t>Post activities</w:t>
-              <w:br/>
+            </w:r>
+          </w:p>
+          <w:p>
+            <w:pPr>
+              <w:spacing w:line="360" w:lineRule="auto" w:before="0" w:after="0"/>
+            </w:pPr>
+            <w:r>
+              <w:rPr>
+                <w:rFonts w:ascii="Arial" w:hAnsi="Arial" w:eastAsia="Arial" w:cs="Arial"/>
+                <w:b/>
+                <w:i w:val="0"/>
+                <w:sz w:val="24"/>
+                <w:u w:val="none"/>
+              </w:rPr>
+              <w:t>Post activities:</w:t>
+            </w:r>
+          </w:p>
+          <w:p>
+            <w:pPr>
+              <w:spacing w:line="360" w:lineRule="auto" w:before="0" w:after="0"/>
+            </w:pPr>
+            <w:r>
+              <w:rPr>
+                <w:rFonts w:ascii="Arial" w:hAnsi="Arial" w:eastAsia="Arial" w:cs="Arial"/>
+                <w:b w:val="0"/>
+                <w:i w:val="0"/>
+                <w:sz w:val="24"/>
+                <w:u w:val="none"/>
+              </w:rPr>
               <w:t>No activity scheduled.</w:t>
             </w:r>
           </w:p>
@@ -1034,10 +3513,31 @@
               <w:bottom w:val="single" w:sz="4" w:space="0" w:color="auto"/>
               <w:right w:val="single" w:sz="4" w:space="0" w:color="auto"/>
             </w:tcBorders>
+            <w:vAlign w:val="top"/>
           </w:tcPr>
           <w:p>
-            <w:r>
-              <w:t>Resources: No regular class scheduled.</w:t>
+            <w:pPr>
+              <w:spacing w:line="360" w:lineRule="auto" w:before="0" w:after="0"/>
+            </w:pPr>
+            <w:r>
+              <w:rPr>
+                <w:rFonts w:ascii="Arial" w:hAnsi="Arial" w:eastAsia="Arial" w:cs="Arial"/>
+                <w:b/>
+                <w:i w:val="0"/>
+                <w:sz w:val="24"/>
+                <w:u w:val="none"/>
+              </w:rPr>
+              <w:t xml:space="preserve">Resources: </w:t>
+            </w:r>
+            <w:r>
+              <w:rPr>
+                <w:rFonts w:ascii="Arial" w:hAnsi="Arial" w:eastAsia="Arial" w:cs="Arial"/>
+                <w:b w:val="0"/>
+                <w:i w:val="0"/>
+                <w:sz w:val="24"/>
+                <w:u w:val="none"/>
+              </w:rPr>
+              <w:t>Pen, pencil, technology notebook, student's computer, email and password</w:t>
             </w:r>
           </w:p>
         </w:tc>
@@ -1050,10 +3550,31 @@
               <w:bottom w:val="single" w:sz="4" w:space="0" w:color="auto"/>
               <w:right w:val="single" w:sz="4" w:space="0" w:color="auto"/>
             </w:tcBorders>
+            <w:vAlign w:val="top"/>
           </w:tcPr>
           <w:p>
-            <w:r>
-              <w:t>Resources: No regular class scheduled.</w:t>
+            <w:pPr>
+              <w:spacing w:line="360" w:lineRule="auto" w:before="0" w:after="0"/>
+            </w:pPr>
+            <w:r>
+              <w:rPr>
+                <w:rFonts w:ascii="Arial" w:hAnsi="Arial" w:eastAsia="Arial" w:cs="Arial"/>
+                <w:b/>
+                <w:i w:val="0"/>
+                <w:sz w:val="24"/>
+                <w:u w:val="none"/>
+              </w:rPr>
+              <w:t xml:space="preserve">Resources: </w:t>
+            </w:r>
+            <w:r>
+              <w:rPr>
+                <w:rFonts w:ascii="Arial" w:hAnsi="Arial" w:eastAsia="Arial" w:cs="Arial"/>
+                <w:b w:val="0"/>
+                <w:i w:val="0"/>
+                <w:sz w:val="24"/>
+                <w:u w:val="none"/>
+              </w:rPr>
+              <w:t>Pen, pencil, technology notebook, student's computer, email and password</w:t>
             </w:r>
           </w:p>
         </w:tc>
@@ -8376,19 +10897,6 @@
       <w:szCs w:val="30"/>
     </w:rPr>
   </w:style>
-  <w:style w:type="table" w:customStyle="1" w:styleId="a">
-    <w:basedOn w:val="TableNormal4"/>
-    <w:tblPr>
-      <w:tblStyleRowBandSize w:val="1"/>
-      <w:tblStyleColBandSize w:val="1"/>
-      <w:tblCellMar>
-        <w:top w:w="100" w:type="dxa"/>
-        <w:left w:w="100" w:type="dxa"/>
-        <w:bottom w:w="100" w:type="dxa"/>
-        <w:right w:w="100" w:type="dxa"/>
-      </w:tblCellMar>
-    </w:tblPr>
-  </w:style>
   <w:style w:type="paragraph" w:styleId="ListParagraph">
     <w:name w:val="List Paragraph"/>
     <w:basedOn w:val="Normal"/>
@@ -8726,238 +11234,6 @@
       <w:szCs w:val="24"/>
     </w:rPr>
   </w:style>
-  <w:style w:type="table" w:customStyle="1" w:styleId="a0">
-    <w:basedOn w:val="TableNormal4"/>
-    <w:pPr>
-      <w:spacing w:line="240" w:lineRule="auto"/>
-    </w:pPr>
-    <w:tblPr>
-      <w:tblStyleRowBandSize w:val="1"/>
-      <w:tblStyleColBandSize w:val="1"/>
-      <w:tblCellMar>
-        <w:left w:w="108" w:type="dxa"/>
-        <w:right w:w="108" w:type="dxa"/>
-      </w:tblCellMar>
-    </w:tblPr>
-  </w:style>
-  <w:style w:type="table" w:customStyle="1" w:styleId="a1">
-    <w:basedOn w:val="TableNormal4"/>
-    <w:pPr>
-      <w:spacing w:line="240" w:lineRule="auto"/>
-    </w:pPr>
-    <w:tblPr>
-      <w:tblStyleRowBandSize w:val="1"/>
-      <w:tblStyleColBandSize w:val="1"/>
-      <w:tblCellMar>
-        <w:left w:w="108" w:type="dxa"/>
-        <w:right w:w="108" w:type="dxa"/>
-      </w:tblCellMar>
-    </w:tblPr>
-  </w:style>
-  <w:style w:type="table" w:customStyle="1" w:styleId="a2">
-    <w:basedOn w:val="TableNormal4"/>
-    <w:pPr>
-      <w:spacing w:line="240" w:lineRule="auto"/>
-    </w:pPr>
-    <w:tblPr>
-      <w:tblStyleRowBandSize w:val="1"/>
-      <w:tblStyleColBandSize w:val="1"/>
-      <w:tblCellMar>
-        <w:left w:w="108" w:type="dxa"/>
-        <w:right w:w="108" w:type="dxa"/>
-      </w:tblCellMar>
-    </w:tblPr>
-  </w:style>
-  <w:style w:type="table" w:customStyle="1" w:styleId="a3">
-    <w:basedOn w:val="TableNormal4"/>
-    <w:pPr>
-      <w:spacing w:line="240" w:lineRule="auto"/>
-    </w:pPr>
-    <w:tblPr>
-      <w:tblStyleRowBandSize w:val="1"/>
-      <w:tblStyleColBandSize w:val="1"/>
-      <w:tblCellMar>
-        <w:left w:w="108" w:type="dxa"/>
-        <w:right w:w="108" w:type="dxa"/>
-      </w:tblCellMar>
-    </w:tblPr>
-  </w:style>
-  <w:style w:type="table" w:customStyle="1" w:styleId="a4">
-    <w:basedOn w:val="TableNormal4"/>
-    <w:pPr>
-      <w:spacing w:line="240" w:lineRule="auto"/>
-    </w:pPr>
-    <w:tblPr>
-      <w:tblStyleRowBandSize w:val="1"/>
-      <w:tblStyleColBandSize w:val="1"/>
-      <w:tblCellMar>
-        <w:left w:w="108" w:type="dxa"/>
-        <w:right w:w="108" w:type="dxa"/>
-      </w:tblCellMar>
-    </w:tblPr>
-  </w:style>
-  <w:style w:type="table" w:customStyle="1" w:styleId="a5">
-    <w:basedOn w:val="TableNormal4"/>
-    <w:pPr>
-      <w:spacing w:line="240" w:lineRule="auto"/>
-    </w:pPr>
-    <w:tblPr>
-      <w:tblStyleRowBandSize w:val="1"/>
-      <w:tblStyleColBandSize w:val="1"/>
-      <w:tblCellMar>
-        <w:left w:w="108" w:type="dxa"/>
-        <w:right w:w="108" w:type="dxa"/>
-      </w:tblCellMar>
-    </w:tblPr>
-  </w:style>
-  <w:style w:type="table" w:customStyle="1" w:styleId="a6">
-    <w:basedOn w:val="TableNormal4"/>
-    <w:pPr>
-      <w:spacing w:line="240" w:lineRule="auto"/>
-    </w:pPr>
-    <w:tblPr>
-      <w:tblStyleRowBandSize w:val="1"/>
-      <w:tblStyleColBandSize w:val="1"/>
-      <w:tblCellMar>
-        <w:left w:w="108" w:type="dxa"/>
-        <w:right w:w="108" w:type="dxa"/>
-      </w:tblCellMar>
-    </w:tblPr>
-  </w:style>
-  <w:style w:type="table" w:customStyle="1" w:styleId="a7">
-    <w:basedOn w:val="TableNormal4"/>
-    <w:pPr>
-      <w:spacing w:line="240" w:lineRule="auto"/>
-    </w:pPr>
-    <w:tblPr>
-      <w:tblStyleRowBandSize w:val="1"/>
-      <w:tblStyleColBandSize w:val="1"/>
-      <w:tblCellMar>
-        <w:left w:w="108" w:type="dxa"/>
-        <w:right w:w="108" w:type="dxa"/>
-      </w:tblCellMar>
-    </w:tblPr>
-  </w:style>
-  <w:style w:type="table" w:customStyle="1" w:styleId="a8">
-    <w:basedOn w:val="TableNormal4"/>
-    <w:pPr>
-      <w:spacing w:line="240" w:lineRule="auto"/>
-    </w:pPr>
-    <w:tblPr>
-      <w:tblStyleRowBandSize w:val="1"/>
-      <w:tblStyleColBandSize w:val="1"/>
-      <w:tblCellMar>
-        <w:left w:w="108" w:type="dxa"/>
-        <w:right w:w="108" w:type="dxa"/>
-      </w:tblCellMar>
-    </w:tblPr>
-  </w:style>
-  <w:style w:type="table" w:customStyle="1" w:styleId="a9">
-    <w:basedOn w:val="TableNormal4"/>
-    <w:pPr>
-      <w:spacing w:line="240" w:lineRule="auto"/>
-    </w:pPr>
-    <w:tblPr>
-      <w:tblStyleRowBandSize w:val="1"/>
-      <w:tblStyleColBandSize w:val="1"/>
-      <w:tblCellMar>
-        <w:left w:w="108" w:type="dxa"/>
-        <w:right w:w="108" w:type="dxa"/>
-      </w:tblCellMar>
-    </w:tblPr>
-  </w:style>
-  <w:style w:type="table" w:customStyle="1" w:styleId="aa">
-    <w:basedOn w:val="TableNormal4"/>
-    <w:pPr>
-      <w:spacing w:line="240" w:lineRule="auto"/>
-    </w:pPr>
-    <w:tblPr>
-      <w:tblStyleRowBandSize w:val="1"/>
-      <w:tblStyleColBandSize w:val="1"/>
-      <w:tblCellMar>
-        <w:left w:w="108" w:type="dxa"/>
-        <w:right w:w="108" w:type="dxa"/>
-      </w:tblCellMar>
-    </w:tblPr>
-  </w:style>
-  <w:style w:type="table" w:customStyle="1" w:styleId="ab">
-    <w:basedOn w:val="TableNormal4"/>
-    <w:pPr>
-      <w:spacing w:line="240" w:lineRule="auto"/>
-    </w:pPr>
-    <w:tblPr>
-      <w:tblStyleRowBandSize w:val="1"/>
-      <w:tblStyleColBandSize w:val="1"/>
-      <w:tblCellMar>
-        <w:left w:w="108" w:type="dxa"/>
-        <w:right w:w="108" w:type="dxa"/>
-      </w:tblCellMar>
-    </w:tblPr>
-  </w:style>
-  <w:style w:type="table" w:customStyle="1" w:styleId="ac">
-    <w:basedOn w:val="TableNormal1"/>
-    <w:pPr>
-      <w:spacing w:line="240" w:lineRule="auto"/>
-    </w:pPr>
-    <w:tblPr>
-      <w:tblStyleRowBandSize w:val="1"/>
-      <w:tblStyleColBandSize w:val="1"/>
-      <w:tblCellMar>
-        <w:top w:w="100" w:type="dxa"/>
-        <w:left w:w="108" w:type="dxa"/>
-        <w:bottom w:w="100" w:type="dxa"/>
-        <w:right w:w="108" w:type="dxa"/>
-      </w:tblCellMar>
-    </w:tblPr>
-  </w:style>
-  <w:style w:type="table" w:customStyle="1" w:styleId="ad">
-    <w:basedOn w:val="TableNormal1"/>
-    <w:pPr>
-      <w:spacing w:line="240" w:lineRule="auto"/>
-    </w:pPr>
-    <w:tblPr>
-      <w:tblStyleRowBandSize w:val="1"/>
-      <w:tblStyleColBandSize w:val="1"/>
-      <w:tblCellMar>
-        <w:top w:w="100" w:type="dxa"/>
-        <w:left w:w="108" w:type="dxa"/>
-        <w:bottom w:w="100" w:type="dxa"/>
-        <w:right w:w="108" w:type="dxa"/>
-      </w:tblCellMar>
-    </w:tblPr>
-  </w:style>
-  <w:style w:type="table" w:customStyle="1" w:styleId="ae">
-    <w:basedOn w:val="TableNormal1"/>
-    <w:pPr>
-      <w:spacing w:line="240" w:lineRule="auto"/>
-    </w:pPr>
-    <w:tblPr>
-      <w:tblStyleRowBandSize w:val="1"/>
-      <w:tblStyleColBandSize w:val="1"/>
-      <w:tblCellMar>
-        <w:top w:w="100" w:type="dxa"/>
-        <w:left w:w="108" w:type="dxa"/>
-        <w:bottom w:w="100" w:type="dxa"/>
-        <w:right w:w="108" w:type="dxa"/>
-      </w:tblCellMar>
-    </w:tblPr>
-  </w:style>
-  <w:style w:type="table" w:customStyle="1" w:styleId="af">
-    <w:basedOn w:val="TableNormal1"/>
-    <w:pPr>
-      <w:spacing w:line="240" w:lineRule="auto"/>
-    </w:pPr>
-    <w:tblPr>
-      <w:tblStyleRowBandSize w:val="1"/>
-      <w:tblStyleColBandSize w:val="1"/>
-      <w:tblCellMar>
-        <w:top w:w="100" w:type="dxa"/>
-        <w:left w:w="108" w:type="dxa"/>
-        <w:bottom w:w="100" w:type="dxa"/>
-        <w:right w:w="108" w:type="dxa"/>
-      </w:tblCellMar>
-    </w:tblPr>
-  </w:style>
   <w:style w:type="character" w:styleId="Strong">
     <w:name w:val="Strong"/>
     <w:basedOn w:val="DefaultParagraphFont"/>
@@ -8968,19 +11244,6 @@
       <w:b/>
       <w:bCs/>
     </w:rPr>
-  </w:style>
-  <w:style w:type="table" w:customStyle="1" w:styleId="af0">
-    <w:basedOn w:val="TableNormal"/>
-    <w:tblPr>
-      <w:tblStyleRowBandSize w:val="1"/>
-      <w:tblStyleColBandSize w:val="1"/>
-      <w:tblCellMar>
-        <w:top w:w="15" w:type="dxa"/>
-        <w:left w:w="15" w:type="dxa"/>
-        <w:bottom w:w="15" w:type="dxa"/>
-        <w:right w:w="15" w:type="dxa"/>
-      </w:tblCellMar>
-    </w:tblPr>
   </w:style>
   <w:style w:type="character" w:styleId="Hyperlink">
     <w:name w:val="Hyperlink"/>
